--- a/Insurance_Management_Report.docx
+++ b/Insurance_Management_Report.docx
@@ -780,21 +780,6 @@
           <w:sz w:val="28"/>
           <w:szCs w:val="28"/>
         </w:rPr>
-        <w:sectPr>
-          <w:headerReference w:type="default" r:id="rId9"/>
-          <w:pgSz w:w="11906" w:h="16838"/>
-          <w:pgMar w:top="1440" w:right="1440" w:bottom="1440" w:left="1440" w:header="708" w:footer="708" w:gutter="0"/>
-          <w:pgBorders w:offsetFrom="page">
-            <w:top w:val="double" w:sz="4" w:space="24" w:color="auto"/>
-            <w:left w:val="double" w:sz="4" w:space="24" w:color="auto"/>
-            <w:bottom w:val="double" w:sz="4" w:space="24" w:color="auto"/>
-            <w:right w:val="double" w:sz="4" w:space="24" w:color="auto"/>
-          </w:pgBorders>
-          <w:pgNumType w:fmt="lowerRoman"/>
-          <w:cols w:space="708"/>
-          <w:titlePg/>
-          <w:docGrid w:linePitch="360"/>
-        </w:sectPr>
       </w:pPr>
       <w:r>
         <w:rPr>
@@ -819,7 +804,8 @@
     </w:p>
     <w:p>
       <w:pPr>
-        <w:spacing w:line="360" w:lineRule="auto"/>
+        <w:spacing w:line="240" w:lineRule="auto"/>
+        <w:jc w:val="center"/>
         <w:rPr>
           <w:rFonts w:ascii="Times New Roman" w:hAnsi="Times New Roman" w:cs="Times New Roman"/>
           <w:b/>
@@ -828,6 +814,42 @@
           <w:szCs w:val="28"/>
         </w:rPr>
       </w:pPr>
+      <w:r>
+        <w:rPr>
+          <w:rFonts w:ascii="Times New Roman" w:hAnsi="Times New Roman" w:cs="Times New Roman"/>
+          <w:b/>
+          <w:bCs/>
+          <w:sz w:val="28"/>
+          <w:szCs w:val="28"/>
+        </w:rPr>
+        <w:t>2025-26</w:t>
+      </w:r>
+    </w:p>
+    <w:p>
+      <w:pPr>
+        <w:spacing w:line="240" w:lineRule="auto"/>
+        <w:jc w:val="center"/>
+        <w:rPr>
+          <w:rFonts w:ascii="Times New Roman" w:hAnsi="Times New Roman" w:cs="Times New Roman"/>
+          <w:b/>
+          <w:bCs/>
+          <w:sz w:val="28"/>
+          <w:szCs w:val="28"/>
+        </w:rPr>
+      </w:pPr>
+    </w:p>
+    <w:p>
+      <w:pPr>
+        <w:spacing w:line="240" w:lineRule="auto"/>
+        <w:jc w:val="center"/>
+        <w:rPr>
+          <w:rFonts w:ascii="Times New Roman" w:hAnsi="Times New Roman" w:cs="Times New Roman"/>
+          <w:b/>
+          <w:bCs/>
+          <w:sz w:val="28"/>
+          <w:szCs w:val="28"/>
+        </w:rPr>
+      </w:pPr>
     </w:p>
     <w:p>
       <w:pPr>
@@ -1059,8 +1081,6 @@
         </w:rPr>
         <w:t xml:space="preserve"> Sharma (2301330100095)</w:t>
       </w:r>
-      <w:bookmarkStart w:id="0" w:name="_GoBack"/>
-      <w:bookmarkEnd w:id="0"/>
     </w:p>
     <w:p>
       <w:pPr>
@@ -1214,21 +1234,6 @@
     <w:p>
       <w:pPr>
         <w:spacing w:line="360" w:lineRule="auto"/>
-        <w:jc w:val="center"/>
-        <w:rPr>
-          <w:rFonts w:ascii="Times New Roman" w:hAnsi="Times New Roman" w:cs="Times New Roman"/>
-          <w:b/>
-          <w:bCs/>
-          <w:noProof/>
-          <w:sz w:val="28"/>
-          <w:szCs w:val="28"/>
-        </w:rPr>
-      </w:pPr>
-    </w:p>
-    <w:p>
-      <w:pPr>
-        <w:spacing w:line="360" w:lineRule="auto"/>
-        <w:jc w:val="center"/>
         <w:rPr>
           <w:rFonts w:ascii="Times New Roman" w:hAnsi="Times New Roman" w:cs="Times New Roman"/>
           <w:b/>
@@ -3077,7 +3082,7 @@
           <w:noProof/>
         </w:rPr>
         <w:sectPr>
-          <w:footerReference w:type="default" r:id="rId10"/>
+          <w:footerReference w:type="default" r:id="rId9"/>
           <w:pgSz w:w="11906" w:h="16838"/>
           <w:pgMar w:top="1440" w:right="1440" w:bottom="1440" w:left="1440" w:header="708" w:footer="708" w:gutter="0"/>
           <w:pgBorders w:offsetFrom="page">
@@ -8630,7 +8635,6 @@
                 <w:lang w:eastAsia="en-IN"/>
                 <w14:ligatures w14:val="none"/>
               </w:rPr>
-              <w:lastRenderedPageBreak/>
               <w:t>TC06</w:t>
             </w:r>
           </w:p>
@@ -8795,6 +8799,7 @@
                 <w:lang w:eastAsia="en-IN"/>
                 <w14:ligatures w14:val="none"/>
               </w:rPr>
+              <w:lastRenderedPageBreak/>
               <w:t>TC07</w:t>
             </w:r>
           </w:p>
@@ -11060,7 +11065,7 @@
         </w:rPr>
         <w:t xml:space="preserve"> </w:t>
       </w:r>
-      <w:hyperlink r:id="rId11" w:history="1">
+      <w:hyperlink r:id="rId10" w:history="1">
         <w:r>
           <w:rPr>
             <w:rStyle w:val="Hyperlink"/>
@@ -11131,11 +11136,102 @@
       </w:pPr>
       <w:r>
         <w:rPr>
+          <w:noProof/>
+          <w:lang w:eastAsia="en-IN"/>
+        </w:rPr>
+        <w:drawing>
+          <wp:inline distT="0" distB="0" distL="0" distR="0" wp14:anchorId="38713ABB" wp14:editId="08CF94C5">
+            <wp:extent cx="4838134" cy="2565400"/>
+            <wp:effectExtent l="0" t="0" r="635" b="6350"/>
+            <wp:docPr id="1" name="Picture 1"/>
+            <wp:cNvGraphicFramePr>
+              <a:graphicFrameLocks xmlns:a="http://schemas.openxmlformats.org/drawingml/2006/main" noChangeAspect="1"/>
+            </wp:cNvGraphicFramePr>
+            <a:graphic xmlns:a="http://schemas.openxmlformats.org/drawingml/2006/main">
+              <a:graphicData uri="http://schemas.openxmlformats.org/drawingml/2006/picture">
+                <pic:pic xmlns:pic="http://schemas.openxmlformats.org/drawingml/2006/picture">
+                  <pic:nvPicPr>
+                    <pic:cNvPr id="1" name=""/>
+                    <pic:cNvPicPr/>
+                  </pic:nvPicPr>
+                  <pic:blipFill>
+                    <a:blip r:embed="rId11"/>
+                    <a:stretch>
+                      <a:fillRect/>
+                    </a:stretch>
+                  </pic:blipFill>
+                  <pic:spPr>
+                    <a:xfrm>
+                      <a:off x="0" y="0"/>
+                      <a:ext cx="4853623" cy="2573613"/>
+                    </a:xfrm>
+                    <a:prstGeom prst="rect">
+                      <a:avLst/>
+                    </a:prstGeom>
+                  </pic:spPr>
+                </pic:pic>
+              </a:graphicData>
+            </a:graphic>
+          </wp:inline>
+        </w:drawing>
+      </w:r>
+    </w:p>
+    <w:p>
+      <w:pPr>
+        <w:rPr>
           <w:rFonts w:ascii="Times New Roman" w:hAnsi="Times New Roman" w:cs="Times New Roman"/>
           <w:color w:val="000000" w:themeColor="text1"/>
         </w:rPr>
-        <w:br w:type="page"/>
-      </w:r>
+      </w:pPr>
+      <w:r>
+        <w:rPr>
+          <w:noProof/>
+          <w:lang w:eastAsia="en-IN"/>
+        </w:rPr>
+        <w:drawing>
+          <wp:inline distT="0" distB="0" distL="0" distR="0" wp14:anchorId="52802627" wp14:editId="3F43B68F">
+            <wp:extent cx="4864100" cy="2421811"/>
+            <wp:effectExtent l="0" t="0" r="0" b="0"/>
+            <wp:docPr id="2" name="Picture 2"/>
+            <wp:cNvGraphicFramePr>
+              <a:graphicFrameLocks xmlns:a="http://schemas.openxmlformats.org/drawingml/2006/main" noChangeAspect="1"/>
+            </wp:cNvGraphicFramePr>
+            <a:graphic xmlns:a="http://schemas.openxmlformats.org/drawingml/2006/main">
+              <a:graphicData uri="http://schemas.openxmlformats.org/drawingml/2006/picture">
+                <pic:pic xmlns:pic="http://schemas.openxmlformats.org/drawingml/2006/picture">
+                  <pic:nvPicPr>
+                    <pic:cNvPr id="1" name=""/>
+                    <pic:cNvPicPr/>
+                  </pic:nvPicPr>
+                  <pic:blipFill>
+                    <a:blip r:embed="rId12"/>
+                    <a:stretch>
+                      <a:fillRect/>
+                    </a:stretch>
+                  </pic:blipFill>
+                  <pic:spPr>
+                    <a:xfrm>
+                      <a:off x="0" y="0"/>
+                      <a:ext cx="4869124" cy="2424313"/>
+                    </a:xfrm>
+                    <a:prstGeom prst="rect">
+                      <a:avLst/>
+                    </a:prstGeom>
+                  </pic:spPr>
+                </pic:pic>
+              </a:graphicData>
+            </a:graphic>
+          </wp:inline>
+        </w:drawing>
+      </w:r>
+    </w:p>
+    <w:p>
+      <w:pPr>
+        <w:rPr>
+          <w:rFonts w:ascii="Times New Roman" w:hAnsi="Times New Roman" w:cs="Times New Roman"/>
+          <w:color w:val="000000" w:themeColor="text1"/>
+        </w:rPr>
+      </w:pPr>
     </w:p>
     <w:p>
       <w:pPr>
@@ -11152,27 +11248,72 @@
     </w:p>
     <w:p>
       <w:pPr>
-        <w:pStyle w:val="Heading4"/>
-        <w:spacing w:before="319" w:after="319"/>
+        <w:tabs>
+          <w:tab w:val="center" w:pos="7938"/>
+        </w:tabs>
+        <w:spacing w:line="276" w:lineRule="auto"/>
         <w:jc w:val="center"/>
         <w:rPr>
           <w:rFonts w:ascii="Times New Roman" w:hAnsi="Times New Roman" w:cs="Times New Roman"/>
-          <w:i w:val="0"/>
           <w:color w:val="000000" w:themeColor="text1"/>
+        </w:rPr>
+      </w:pPr>
+    </w:p>
+    <w:p>
+      <w:pPr>
+        <w:tabs>
+          <w:tab w:val="center" w:pos="7938"/>
+        </w:tabs>
+        <w:spacing w:line="276" w:lineRule="auto"/>
+        <w:jc w:val="center"/>
+        <w:rPr>
+          <w:rFonts w:ascii="Times New Roman" w:hAnsi="Times New Roman" w:cs="Times New Roman"/>
+          <w:color w:val="000000" w:themeColor="text1"/>
+        </w:rPr>
+      </w:pPr>
+      <w:bookmarkStart w:id="0" w:name="_GoBack"/>
+      <w:bookmarkEnd w:id="0"/>
+    </w:p>
+    <w:p>
+      <w:pPr>
+        <w:tabs>
+          <w:tab w:val="center" w:pos="7938"/>
+        </w:tabs>
+        <w:spacing w:line="276" w:lineRule="auto"/>
+        <w:jc w:val="center"/>
+        <w:rPr>
+          <w:rFonts w:ascii="Times New Roman" w:hAnsi="Times New Roman" w:cs="Times New Roman"/>
+          <w:color w:val="000000" w:themeColor="text1"/>
+        </w:rPr>
+      </w:pPr>
+    </w:p>
+    <w:p>
+      <w:pPr>
+        <w:jc w:val="center"/>
+        <w:rPr>
+          <w:rFonts w:ascii="Times New Roman" w:hAnsi="Times New Roman" w:cs="Times New Roman"/>
+          <w:b/>
           <w:sz w:val="28"/>
         </w:rPr>
       </w:pPr>
       <w:r>
         <w:rPr>
-          <w:rFonts w:ascii="Times New Roman" w:eastAsia="Times New Roman" w:hAnsi="Times New Roman" w:cs="Times New Roman"/>
-          <w:b/>
-          <w:bCs/>
-          <w:i w:val="0"/>
-          <w:color w:val="000000" w:themeColor="text1"/>
+          <w:rFonts w:ascii="Times New Roman" w:hAnsi="Times New Roman" w:cs="Times New Roman"/>
+          <w:b/>
           <w:sz w:val="28"/>
         </w:rPr>
-        <w:t>References</w:t>
-      </w:r>
+        <w:t>REFERENCES</w:t>
+      </w:r>
+    </w:p>
+    <w:p>
+      <w:pPr>
+        <w:rPr>
+          <w:rFonts w:ascii="Times New Roman" w:hAnsi="Times New Roman" w:cs="Times New Roman"/>
+          <w:b/>
+          <w:i/>
+          <w:sz w:val="28"/>
+        </w:rPr>
+      </w:pPr>
     </w:p>
     <w:p>
       <w:pPr>
@@ -11548,83 +11689,6 @@
     </w:p>
   </w:footnote>
 </w:footnotes>
-</file>
-
-<file path=word/header1.xml><?xml version="1.0" encoding="utf-8"?>
-<w:hdr xmlns:wpc="http://schemas.microsoft.com/office/word/2010/wordprocessingCanvas" xmlns:mc="http://schemas.openxmlformats.org/markup-compatibility/2006" xmlns:o="urn:schemas-microsoft-com:office:office" xmlns:r="http://schemas.openxmlformats.org/officeDocument/2006/relationships" xmlns:m="http://schemas.openxmlformats.org/officeDocument/2006/math" xmlns:v="urn:schemas-microsoft-com:vml" xmlns:wp14="http://schemas.microsoft.com/office/word/2010/wordprocessingDrawing" xmlns:wp="http://schemas.openxmlformats.org/drawingml/2006/wordprocessingDrawing" xmlns:w10="urn:schemas-microsoft-com:office:word" xmlns:w="http://schemas.openxmlformats.org/wordprocessingml/2006/main" xmlns:w14="http://schemas.microsoft.com/office/word/2010/wordml" xmlns:w15="http://schemas.microsoft.com/office/word/2012/wordml" xmlns:wpg="http://schemas.microsoft.com/office/word/2010/wordprocessingGroup" xmlns:wpi="http://schemas.microsoft.com/office/word/2010/wordprocessingInk" xmlns:wne="http://schemas.microsoft.com/office/word/2006/wordml" xmlns:wps="http://schemas.microsoft.com/office/word/2010/wordprocessingShape" mc:Ignorable="w14 w15 wp14">
-  <w:p>
-    <w:pPr>
-      <w:pStyle w:val="Header"/>
-      <w:rPr>
-        <w:rFonts w:ascii="Times New Roman" w:hAnsi="Times New Roman" w:cs="Times New Roman"/>
-        <w:b/>
-        <w:bCs/>
-      </w:rPr>
-    </w:pPr>
-    <w:r>
-      <w:rPr>
-        <w:noProof/>
-        <w:lang w:eastAsia="en-IN"/>
-      </w:rPr>
-      <w:drawing>
-        <wp:inline distT="0" distB="0" distL="0" distR="0" wp14:anchorId="2F4E79D3" wp14:editId="0E33CA13">
-          <wp:extent cx="1025885" cy="540000"/>
-          <wp:effectExtent l="0" t="0" r="3175" b="0"/>
-          <wp:docPr id="1" name="Picture 3" descr="A red and black logo&#10;&#10;Description automatically generated"/>
-          <wp:cNvGraphicFramePr>
-            <a:graphicFrameLocks xmlns:a="http://schemas.openxmlformats.org/drawingml/2006/main" noChangeAspect="1"/>
-          </wp:cNvGraphicFramePr>
-          <a:graphic xmlns:a="http://schemas.openxmlformats.org/drawingml/2006/main">
-            <a:graphicData uri="http://schemas.openxmlformats.org/drawingml/2006/picture">
-              <pic:pic xmlns:pic="http://schemas.openxmlformats.org/drawingml/2006/picture">
-                <pic:nvPicPr>
-                  <pic:cNvPr id="1514684402" name="Picture 3" descr="A red and black logo&#10;&#10;Description automatically generated"/>
-                  <pic:cNvPicPr/>
-                </pic:nvPicPr>
-                <pic:blipFill>
-                  <a:blip r:embed="rId1">
-                    <a:grayscl/>
-                    <a:extLst>
-                      <a:ext uri="{28A0092B-C50C-407E-A947-70E740481C1C}">
-                        <a14:useLocalDpi xmlns:a14="http://schemas.microsoft.com/office/drawing/2010/main" val="0"/>
-                      </a:ext>
-                    </a:extLst>
-                  </a:blip>
-                  <a:stretch>
-                    <a:fillRect/>
-                  </a:stretch>
-                </pic:blipFill>
-                <pic:spPr>
-                  <a:xfrm>
-                    <a:off x="0" y="0"/>
-                    <a:ext cx="1025885" cy="540000"/>
-                  </a:xfrm>
-                  <a:prstGeom prst="rect">
-                    <a:avLst/>
-                  </a:prstGeom>
-                </pic:spPr>
-              </pic:pic>
-            </a:graphicData>
-          </a:graphic>
-        </wp:inline>
-      </w:drawing>
-    </w:r>
-    <w:r>
-      <w:tab/>
-    </w:r>
-    <w:r>
-      <w:tab/>
-    </w:r>
-    <w:r>
-      <w:rPr>
-        <w:rFonts w:ascii="Times New Roman" w:hAnsi="Times New Roman" w:cs="Times New Roman"/>
-        <w:b/>
-        <w:bCs/>
-      </w:rPr>
-      <w:t>Computer Science &amp; Engineering</w:t>
-    </w:r>
-  </w:p>
-</w:hdr>
 </file>
 
 <file path=word/numbering.xml><?xml version="1.0" encoding="utf-8"?>
@@ -15843,7 +15907,7 @@
 </file>
 
 <file path=customXml/itemProps1.xml><?xml version="1.0" encoding="utf-8"?>
-<ds:datastoreItem xmlns:ds="http://schemas.openxmlformats.org/officeDocument/2006/customXml" ds:itemID="{D259D4C7-DE0C-48B6-85A0-7CE4647E63FF}">
+<ds:datastoreItem xmlns:ds="http://schemas.openxmlformats.org/officeDocument/2006/customXml" ds:itemID="{AF51B09F-1EDB-4A2F-AD51-36FADE17D8D3}">
   <ds:schemaRefs>
     <ds:schemaRef ds:uri="http://schemas.openxmlformats.org/officeDocument/2006/bibliography"/>
   </ds:schemaRefs>

--- a/Insurance_Management_Report.docx
+++ b/Insurance_Management_Report.docx
@@ -2305,7 +2305,6 @@
           <w:noProof/>
         </w:rPr>
         <w:tab/>
-        <w:t>1</w:t>
       </w:r>
     </w:p>
     <w:p>
@@ -2357,13 +2356,6 @@
         </w:rPr>
         <w:tab/>
       </w:r>
-      <w:r>
-        <w:rPr>
-          <w:rFonts w:ascii="Times New Roman" w:hAnsi="Times New Roman" w:cs="Times New Roman"/>
-          <w:noProof/>
-        </w:rPr>
-        <w:t>1</w:t>
-      </w:r>
     </w:p>
     <w:p>
       <w:pPr>
@@ -2445,13 +2437,6 @@
         </w:rPr>
         <w:tab/>
       </w:r>
-      <w:r>
-        <w:rPr>
-          <w:rFonts w:ascii="Times New Roman" w:hAnsi="Times New Roman" w:cs="Times New Roman"/>
-          <w:noProof/>
-        </w:rPr>
-        <w:t>3</w:t>
-      </w:r>
     </w:p>
     <w:p>
       <w:pPr>
@@ -2481,13 +2466,6 @@
         </w:rPr>
         <w:tab/>
       </w:r>
-      <w:r>
-        <w:rPr>
-          <w:rFonts w:ascii="Times New Roman" w:hAnsi="Times New Roman" w:cs="Times New Roman"/>
-          <w:noProof/>
-        </w:rPr>
-        <w:t>3</w:t>
-      </w:r>
     </w:p>
     <w:p>
       <w:pPr>
@@ -2536,7 +2514,7 @@
           <w:bCs/>
           <w:noProof/>
         </w:rPr>
-        <w:t>4</w:t>
+        <w:t>5</w:t>
       </w:r>
     </w:p>
     <w:p>
@@ -2572,7 +2550,6 @@
           <w:noProof/>
         </w:rPr>
         <w:tab/>
-        <w:t>4</w:t>
       </w:r>
     </w:p>
     <w:p>
@@ -2608,7 +2585,6 @@
           <w:noProof/>
         </w:rPr>
         <w:tab/>
-        <w:t>4</w:t>
       </w:r>
     </w:p>
     <w:p>
@@ -2644,7 +2620,6 @@
           <w:noProof/>
         </w:rPr>
         <w:tab/>
-        <w:t>5</w:t>
       </w:r>
     </w:p>
     <w:p>
@@ -2694,7 +2669,7 @@
           <w:bCs/>
           <w:noProof/>
         </w:rPr>
-        <w:t>6</w:t>
+        <w:t>7</w:t>
       </w:r>
     </w:p>
     <w:p>
@@ -2737,7 +2712,6 @@
           <w:noProof/>
         </w:rPr>
         <w:tab/>
-        <w:t>6</w:t>
       </w:r>
     </w:p>
     <w:p>
@@ -2773,7 +2747,6 @@
           <w:noProof/>
         </w:rPr>
         <w:tab/>
-        <w:t>6</w:t>
       </w:r>
     </w:p>
     <w:p>
@@ -2809,7 +2782,6 @@
           <w:noProof/>
         </w:rPr>
         <w:tab/>
-        <w:t>7</w:t>
       </w:r>
     </w:p>
     <w:p>
@@ -2845,7 +2817,6 @@
           <w:noProof/>
         </w:rPr>
         <w:tab/>
-        <w:t>7</w:t>
       </w:r>
     </w:p>
     <w:p>
@@ -2887,7 +2858,7 @@
           <w:noProof/>
         </w:rPr>
         <w:tab/>
-        <w:t>9</w:t>
+        <w:t>10</w:t>
       </w:r>
     </w:p>
     <w:p>
@@ -2917,14 +2888,6 @@
         </w:rPr>
         <w:t>5.1 Testing Methodology</w:t>
       </w:r>
-      <w:r>
-        <w:rPr>
-          <w:rFonts w:ascii="Times New Roman" w:hAnsi="Times New Roman" w:cs="Times New Roman"/>
-          <w:noProof/>
-        </w:rPr>
-        <w:tab/>
-        <w:t>9</w:t>
-      </w:r>
     </w:p>
     <w:p>
       <w:pPr>
@@ -2959,7 +2922,6 @@
           <w:noProof/>
         </w:rPr>
         <w:tab/>
-        <w:t>10</w:t>
       </w:r>
     </w:p>
     <w:p>
@@ -3030,7 +2992,6 @@
           <w:noProof/>
         </w:rPr>
         <w:tab/>
-        <w:t>12</w:t>
       </w:r>
     </w:p>
     <w:p>
@@ -3066,7 +3027,6 @@
           <w:noProof/>
         </w:rPr>
         <w:tab/>
-        <w:t>12</w:t>
       </w:r>
     </w:p>
     <w:p>
@@ -3131,8 +3091,10 @@
           <w:bCs/>
           <w:noProof/>
         </w:rPr>
-        <w:t>5</w:t>
-      </w:r>
+        <w:t>4</w:t>
+      </w:r>
+      <w:bookmarkStart w:id="0" w:name="_GoBack"/>
+      <w:bookmarkEnd w:id="0"/>
     </w:p>
     <w:p>
       <w:pPr>
@@ -4247,247 +4209,192 @@
     </w:p>
     <w:p>
       <w:pPr>
-        <w:numPr>
-          <w:ilvl w:val="0"/>
-          <w:numId w:val="6"/>
-        </w:numPr>
         <w:spacing w:before="100" w:beforeAutospacing="1" w:after="100" w:afterAutospacing="1" w:line="240" w:lineRule="auto"/>
-        <w:rPr>
-          <w:rFonts w:ascii="Times New Roman" w:eastAsia="Times New Roman" w:hAnsi="Times New Roman" w:cs="Times New Roman"/>
-          <w:kern w:val="0"/>
-          <w:lang w:eastAsia="en-IN"/>
-          <w14:ligatures w14:val="none"/>
-        </w:rPr>
-      </w:pPr>
-      <w:r>
-        <w:rPr>
-          <w:rFonts w:ascii="Times New Roman" w:eastAsia="Times New Roman" w:hAnsi="Times New Roman" w:cs="Times New Roman"/>
-          <w:b/>
-          <w:bCs/>
-          <w:kern w:val="0"/>
-          <w:lang w:eastAsia="en-IN"/>
-          <w14:ligatures w14:val="none"/>
-        </w:rPr>
-        <w:t>Manual Processes:</w:t>
-      </w:r>
-      <w:r>
-        <w:rPr>
-          <w:rFonts w:ascii="Times New Roman" w:eastAsia="Times New Roman" w:hAnsi="Times New Roman" w:cs="Times New Roman"/>
-          <w:kern w:val="0"/>
-          <w:lang w:eastAsia="en-IN"/>
-          <w14:ligatures w14:val="none"/>
-        </w:rPr>
-        <w:t xml:space="preserve"> Many traditional systems rely on manual data entry and paperwork, leading to delays and increased chances of human error. </w:t>
-      </w:r>
-    </w:p>
-    <w:p>
-      <w:pPr>
-        <w:numPr>
-          <w:ilvl w:val="0"/>
-          <w:numId w:val="6"/>
-        </w:numPr>
+        <w:jc w:val="both"/>
+        <w:rPr>
+          <w:rFonts w:ascii="Times New Roman" w:eastAsia="Times New Roman" w:hAnsi="Times New Roman" w:cs="Times New Roman"/>
+          <w:kern w:val="0"/>
+          <w:lang w:eastAsia="en-IN"/>
+          <w14:ligatures w14:val="none"/>
+        </w:rPr>
+      </w:pPr>
+      <w:r>
+        <w:rPr>
+          <w:rFonts w:ascii="Times New Roman" w:eastAsia="Times New Roman" w:hAnsi="Times New Roman" w:cs="Times New Roman"/>
+          <w:kern w:val="0"/>
+          <w:lang w:eastAsia="en-IN"/>
+          <w14:ligatures w14:val="none"/>
+        </w:rPr>
+        <w:t>• Manual Processes: Many traditional systems rely on manual data entry and paperwork, leading to delays and increased chances of human error.</w:t>
+      </w:r>
+    </w:p>
+    <w:p>
+      <w:pPr>
         <w:spacing w:before="100" w:beforeAutospacing="1" w:after="100" w:afterAutospacing="1" w:line="240" w:lineRule="auto"/>
-        <w:rPr>
-          <w:rFonts w:ascii="Times New Roman" w:eastAsia="Times New Roman" w:hAnsi="Times New Roman" w:cs="Times New Roman"/>
-          <w:kern w:val="0"/>
-          <w:lang w:eastAsia="en-IN"/>
-          <w14:ligatures w14:val="none"/>
-        </w:rPr>
-      </w:pPr>
-      <w:r>
-        <w:rPr>
-          <w:rFonts w:ascii="Times New Roman" w:eastAsia="Times New Roman" w:hAnsi="Times New Roman" w:cs="Times New Roman"/>
-          <w:b/>
-          <w:bCs/>
-          <w:kern w:val="0"/>
-          <w:lang w:eastAsia="en-IN"/>
-          <w14:ligatures w14:val="none"/>
-        </w:rPr>
-        <w:t>Limited Accessibility:</w:t>
-      </w:r>
-      <w:r>
-        <w:rPr>
-          <w:rFonts w:ascii="Times New Roman" w:eastAsia="Times New Roman" w:hAnsi="Times New Roman" w:cs="Times New Roman"/>
-          <w:kern w:val="0"/>
-          <w:lang w:eastAsia="en-IN"/>
-          <w14:ligatures w14:val="none"/>
-        </w:rPr>
-        <w:t xml:space="preserve"> Offline or semi-digital systems restrict users from accessing services anytime and anywhere. </w:t>
-      </w:r>
-    </w:p>
-    <w:p>
-      <w:pPr>
-        <w:numPr>
-          <w:ilvl w:val="0"/>
-          <w:numId w:val="6"/>
-        </w:numPr>
+        <w:jc w:val="both"/>
+        <w:rPr>
+          <w:rFonts w:ascii="Times New Roman" w:eastAsia="Times New Roman" w:hAnsi="Times New Roman" w:cs="Times New Roman"/>
+          <w:kern w:val="0"/>
+          <w:lang w:eastAsia="en-IN"/>
+          <w14:ligatures w14:val="none"/>
+        </w:rPr>
+      </w:pPr>
+      <w:r>
+        <w:rPr>
+          <w:rFonts w:ascii="Times New Roman" w:eastAsia="Times New Roman" w:hAnsi="Times New Roman" w:cs="Times New Roman"/>
+          <w:kern w:val="0"/>
+          <w:lang w:eastAsia="en-IN"/>
+          <w14:ligatures w14:val="none"/>
+        </w:rPr>
+        <w:t>• Limited Accessibility: Offline or semi-digital systems restrict users from accessing services anytime and anywhere.</w:t>
+      </w:r>
+    </w:p>
+    <w:p>
+      <w:pPr>
         <w:spacing w:before="100" w:beforeAutospacing="1" w:after="100" w:afterAutospacing="1" w:line="240" w:lineRule="auto"/>
-        <w:rPr>
-          <w:rFonts w:ascii="Times New Roman" w:eastAsia="Times New Roman" w:hAnsi="Times New Roman" w:cs="Times New Roman"/>
-          <w:kern w:val="0"/>
-          <w:lang w:eastAsia="en-IN"/>
-          <w14:ligatures w14:val="none"/>
-        </w:rPr>
-      </w:pPr>
-      <w:r>
-        <w:rPr>
-          <w:rFonts w:ascii="Times New Roman" w:eastAsia="Times New Roman" w:hAnsi="Times New Roman" w:cs="Times New Roman"/>
-          <w:b/>
-          <w:bCs/>
-          <w:kern w:val="0"/>
-          <w:lang w:eastAsia="en-IN"/>
-          <w14:ligatures w14:val="none"/>
-        </w:rPr>
-        <w:t>Complex Interfaces:</w:t>
-      </w:r>
-      <w:r>
-        <w:rPr>
-          <w:rFonts w:ascii="Times New Roman" w:eastAsia="Times New Roman" w:hAnsi="Times New Roman" w:cs="Times New Roman"/>
-          <w:kern w:val="0"/>
-          <w:lang w:eastAsia="en-IN"/>
-          <w14:ligatures w14:val="none"/>
-        </w:rPr>
-        <w:t xml:space="preserve"> Some modern systems are overly complex, making them difficult for users to navigate and understand. </w:t>
-      </w:r>
-    </w:p>
-    <w:p>
-      <w:pPr>
-        <w:numPr>
-          <w:ilvl w:val="0"/>
-          <w:numId w:val="6"/>
-        </w:numPr>
+        <w:jc w:val="both"/>
+        <w:rPr>
+          <w:rFonts w:ascii="Times New Roman" w:eastAsia="Times New Roman" w:hAnsi="Times New Roman" w:cs="Times New Roman"/>
+          <w:kern w:val="0"/>
+          <w:lang w:eastAsia="en-IN"/>
+          <w14:ligatures w14:val="none"/>
+        </w:rPr>
+      </w:pPr>
+      <w:r>
+        <w:rPr>
+          <w:rFonts w:ascii="Times New Roman" w:eastAsia="Times New Roman" w:hAnsi="Times New Roman" w:cs="Times New Roman"/>
+          <w:kern w:val="0"/>
+          <w:lang w:eastAsia="en-IN"/>
+          <w14:ligatures w14:val="none"/>
+        </w:rPr>
+        <w:t>• Complex Interfaces: Some modern systems are overly complex, making them difficult for users to navigate and understand.</w:t>
+      </w:r>
+    </w:p>
+    <w:p>
+      <w:pPr>
         <w:spacing w:before="100" w:beforeAutospacing="1" w:after="100" w:afterAutospacing="1" w:line="240" w:lineRule="auto"/>
-        <w:rPr>
-          <w:rFonts w:ascii="Times New Roman" w:eastAsia="Times New Roman" w:hAnsi="Times New Roman" w:cs="Times New Roman"/>
-          <w:kern w:val="0"/>
-          <w:lang w:eastAsia="en-IN"/>
-          <w14:ligatures w14:val="none"/>
-        </w:rPr>
-      </w:pPr>
-      <w:r>
-        <w:rPr>
-          <w:rFonts w:ascii="Times New Roman" w:eastAsia="Times New Roman" w:hAnsi="Times New Roman" w:cs="Times New Roman"/>
-          <w:b/>
-          <w:bCs/>
-          <w:kern w:val="0"/>
-          <w:lang w:eastAsia="en-IN"/>
-          <w14:ligatures w14:val="none"/>
-        </w:rPr>
-        <w:t>Lack of Role-Based Control:</w:t>
-      </w:r>
-      <w:r>
-        <w:rPr>
-          <w:rFonts w:ascii="Times New Roman" w:eastAsia="Times New Roman" w:hAnsi="Times New Roman" w:cs="Times New Roman"/>
-          <w:kern w:val="0"/>
-          <w:lang w:eastAsia="en-IN"/>
-          <w14:ligatures w14:val="none"/>
-        </w:rPr>
-        <w:t xml:space="preserve"> Basic systems often do not implement proper role-based access, leading to security concerns and unauthorized actions. </w:t>
-      </w:r>
-    </w:p>
-    <w:p>
-      <w:pPr>
-        <w:numPr>
-          <w:ilvl w:val="0"/>
-          <w:numId w:val="6"/>
-        </w:numPr>
+        <w:jc w:val="both"/>
+        <w:rPr>
+          <w:rFonts w:ascii="Times New Roman" w:eastAsia="Times New Roman" w:hAnsi="Times New Roman" w:cs="Times New Roman"/>
+          <w:kern w:val="0"/>
+          <w:lang w:eastAsia="en-IN"/>
+          <w14:ligatures w14:val="none"/>
+        </w:rPr>
+      </w:pPr>
+      <w:r>
+        <w:rPr>
+          <w:rFonts w:ascii="Times New Roman" w:eastAsia="Times New Roman" w:hAnsi="Times New Roman" w:cs="Times New Roman"/>
+          <w:kern w:val="0"/>
+          <w:lang w:eastAsia="en-IN"/>
+          <w14:ligatures w14:val="none"/>
+        </w:rPr>
+        <w:t>• Lack of Role-Based Control: Basic systems often do not implement proper role-based access, leading to security concerns and unauthorized actions.</w:t>
+      </w:r>
+    </w:p>
+    <w:p>
+      <w:pPr>
         <w:spacing w:before="100" w:beforeAutospacing="1" w:after="100" w:afterAutospacing="1" w:line="240" w:lineRule="auto"/>
-        <w:rPr>
-          <w:rFonts w:ascii="Times New Roman" w:eastAsia="Times New Roman" w:hAnsi="Times New Roman" w:cs="Times New Roman"/>
-          <w:kern w:val="0"/>
-          <w:lang w:eastAsia="en-IN"/>
-          <w14:ligatures w14:val="none"/>
-        </w:rPr>
-      </w:pPr>
-      <w:r>
-        <w:rPr>
-          <w:rFonts w:ascii="Times New Roman" w:eastAsia="Times New Roman" w:hAnsi="Times New Roman" w:cs="Times New Roman"/>
-          <w:b/>
-          <w:bCs/>
-          <w:kern w:val="0"/>
-          <w:lang w:eastAsia="en-IN"/>
-          <w14:ligatures w14:val="none"/>
-        </w:rPr>
-        <w:t>Inefficient Claim Processing:</w:t>
-      </w:r>
-      <w:r>
-        <w:rPr>
-          <w:rFonts w:ascii="Times New Roman" w:eastAsia="Times New Roman" w:hAnsi="Times New Roman" w:cs="Times New Roman"/>
-          <w:kern w:val="0"/>
-          <w:lang w:eastAsia="en-IN"/>
-          <w14:ligatures w14:val="none"/>
-        </w:rPr>
-        <w:t xml:space="preserve"> Claim handling in traditional systems can be slow and lacks transparency for users. </w:t>
-      </w:r>
-    </w:p>
-    <w:p>
-      <w:pPr>
-        <w:numPr>
-          <w:ilvl w:val="0"/>
-          <w:numId w:val="6"/>
-        </w:numPr>
+        <w:jc w:val="both"/>
+        <w:rPr>
+          <w:rFonts w:ascii="Times New Roman" w:eastAsia="Times New Roman" w:hAnsi="Times New Roman" w:cs="Times New Roman"/>
+          <w:kern w:val="0"/>
+          <w:lang w:eastAsia="en-IN"/>
+          <w14:ligatures w14:val="none"/>
+        </w:rPr>
+      </w:pPr>
+      <w:r>
+        <w:rPr>
+          <w:rFonts w:ascii="Times New Roman" w:eastAsia="Times New Roman" w:hAnsi="Times New Roman" w:cs="Times New Roman"/>
+          <w:kern w:val="0"/>
+          <w:lang w:eastAsia="en-IN"/>
+          <w14:ligatures w14:val="none"/>
+        </w:rPr>
+        <w:t>• Inefficient Claim Processing: Claim handling in traditional systems can be slow and lacks transparency for users.</w:t>
+      </w:r>
+    </w:p>
+    <w:p>
+      <w:pPr>
         <w:spacing w:before="100" w:beforeAutospacing="1" w:after="100" w:afterAutospacing="1" w:line="240" w:lineRule="auto"/>
-        <w:rPr>
-          <w:rFonts w:ascii="Times New Roman" w:eastAsia="Times New Roman" w:hAnsi="Times New Roman" w:cs="Times New Roman"/>
-          <w:kern w:val="0"/>
-          <w:lang w:eastAsia="en-IN"/>
-          <w14:ligatures w14:val="none"/>
-        </w:rPr>
-      </w:pPr>
-      <w:r>
-        <w:rPr>
-          <w:rFonts w:ascii="Times New Roman" w:eastAsia="Times New Roman" w:hAnsi="Times New Roman" w:cs="Times New Roman"/>
-          <w:b/>
-          <w:bCs/>
-          <w:kern w:val="0"/>
-          <w:lang w:eastAsia="en-IN"/>
-          <w14:ligatures w14:val="none"/>
-        </w:rPr>
-        <w:t>Poor Data Integrity:</w:t>
-      </w:r>
-      <w:r>
-        <w:rPr>
-          <w:rFonts w:ascii="Times New Roman" w:eastAsia="Times New Roman" w:hAnsi="Times New Roman" w:cs="Times New Roman"/>
-          <w:kern w:val="0"/>
-          <w:lang w:eastAsia="en-IN"/>
-          <w14:ligatures w14:val="none"/>
-        </w:rPr>
-        <w:t xml:space="preserve"> Absence of validation mechanisms may lead to duplicate entries or inconsistent data. </w:t>
-      </w:r>
-    </w:p>
-    <w:p>
-      <w:pPr>
-        <w:numPr>
-          <w:ilvl w:val="0"/>
-          <w:numId w:val="6"/>
-        </w:numPr>
+        <w:jc w:val="both"/>
+        <w:rPr>
+          <w:rFonts w:ascii="Times New Roman" w:eastAsia="Times New Roman" w:hAnsi="Times New Roman" w:cs="Times New Roman"/>
+          <w:kern w:val="0"/>
+          <w:lang w:eastAsia="en-IN"/>
+          <w14:ligatures w14:val="none"/>
+        </w:rPr>
+      </w:pPr>
+      <w:r>
+        <w:rPr>
+          <w:rFonts w:ascii="Times New Roman" w:eastAsia="Times New Roman" w:hAnsi="Times New Roman" w:cs="Times New Roman"/>
+          <w:kern w:val="0"/>
+          <w:lang w:eastAsia="en-IN"/>
+          <w14:ligatures w14:val="none"/>
+        </w:rPr>
+        <w:t>• Poor Data Integrity: Absence of validation mechanisms may lead to duplicate entries or inconsistent data.</w:t>
+      </w:r>
+    </w:p>
+    <w:p>
+      <w:pPr>
         <w:spacing w:before="100" w:beforeAutospacing="1" w:after="100" w:afterAutospacing="1" w:line="240" w:lineRule="auto"/>
-        <w:rPr>
-          <w:rFonts w:ascii="Times New Roman" w:eastAsia="Times New Roman" w:hAnsi="Times New Roman" w:cs="Times New Roman"/>
-          <w:kern w:val="0"/>
-          <w:lang w:eastAsia="en-IN"/>
-          <w14:ligatures w14:val="none"/>
-        </w:rPr>
-      </w:pPr>
-      <w:r>
-        <w:rPr>
-          <w:rFonts w:ascii="Times New Roman" w:eastAsia="Times New Roman" w:hAnsi="Times New Roman" w:cs="Times New Roman"/>
-          <w:b/>
-          <w:bCs/>
-          <w:kern w:val="0"/>
-          <w:lang w:eastAsia="en-IN"/>
-          <w14:ligatures w14:val="none"/>
-        </w:rPr>
-        <w:t>Scalability Issues:</w:t>
-      </w:r>
-      <w:r>
-        <w:rPr>
-          <w:rFonts w:ascii="Times New Roman" w:eastAsia="Times New Roman" w:hAnsi="Times New Roman" w:cs="Times New Roman"/>
-          <w:kern w:val="0"/>
-          <w:lang w:eastAsia="en-IN"/>
-          <w14:ligatures w14:val="none"/>
-        </w:rPr>
-        <w:t xml:space="preserve"> Smaller systems are not designed to handle growth or additional features.</w:t>
+        <w:jc w:val="both"/>
+        <w:rPr>
+          <w:rFonts w:ascii="Times New Roman" w:eastAsia="Times New Roman" w:hAnsi="Times New Roman" w:cs="Times New Roman"/>
+          <w:kern w:val="0"/>
+          <w:lang w:eastAsia="en-IN"/>
+          <w14:ligatures w14:val="none"/>
+        </w:rPr>
+      </w:pPr>
+      <w:r>
+        <w:rPr>
+          <w:rFonts w:ascii="Times New Roman" w:eastAsia="Times New Roman" w:hAnsi="Times New Roman" w:cs="Times New Roman"/>
+          <w:kern w:val="0"/>
+          <w:lang w:eastAsia="en-IN"/>
+          <w14:ligatures w14:val="none"/>
+        </w:rPr>
+        <w:lastRenderedPageBreak/>
+        <w:t>• Scalability Issues: Smaller systems are not designed to handle growth or additional features efficiently.</w:t>
+      </w:r>
+    </w:p>
+    <w:p>
+      <w:pPr>
+        <w:spacing w:before="100" w:beforeAutospacing="1" w:after="100" w:afterAutospacing="1" w:line="240" w:lineRule="auto"/>
+        <w:jc w:val="both"/>
+        <w:rPr>
+          <w:rFonts w:ascii="Times New Roman" w:eastAsia="Times New Roman" w:hAnsi="Times New Roman" w:cs="Times New Roman"/>
+          <w:kern w:val="0"/>
+          <w:lang w:eastAsia="en-IN"/>
+          <w14:ligatures w14:val="none"/>
+        </w:rPr>
+      </w:pPr>
+      <w:r>
+        <w:rPr>
+          <w:rFonts w:ascii="Times New Roman" w:eastAsia="Times New Roman" w:hAnsi="Times New Roman" w:cs="Times New Roman"/>
+          <w:kern w:val="0"/>
+          <w:lang w:eastAsia="en-IN"/>
+          <w14:ligatures w14:val="none"/>
+        </w:rPr>
+        <w:t>• Security Limitations: Traditional systems may lack advanced authentication and protection mechanisms for sensitive user data.</w:t>
+      </w:r>
+    </w:p>
+    <w:p>
+      <w:pPr>
+        <w:spacing w:before="100" w:beforeAutospacing="1" w:after="100" w:afterAutospacing="1" w:line="240" w:lineRule="auto"/>
+        <w:jc w:val="both"/>
+        <w:rPr>
+          <w:rFonts w:ascii="Times New Roman" w:eastAsia="Times New Roman" w:hAnsi="Times New Roman" w:cs="Times New Roman"/>
+          <w:kern w:val="0"/>
+          <w:lang w:eastAsia="en-IN"/>
+          <w14:ligatures w14:val="none"/>
+        </w:rPr>
+      </w:pPr>
+      <w:r>
+        <w:rPr>
+          <w:rFonts w:ascii="Times New Roman" w:eastAsia="Times New Roman" w:hAnsi="Times New Roman" w:cs="Times New Roman"/>
+          <w:kern w:val="0"/>
+          <w:lang w:eastAsia="en-IN"/>
+          <w14:ligatures w14:val="none"/>
+        </w:rPr>
+        <w:t>• Limited Automation: Many existing systems do not provide automated notifications, policy tracking, or streamlined workflows.</w:t>
       </w:r>
     </w:p>
     <w:p>
@@ -6019,6 +5926,11 @@
       </w:r>
     </w:p>
     <w:p>
+      <w:pPr>
+        <w:rPr>
+          <w:rFonts w:ascii="Times New Roman" w:hAnsi="Times New Roman" w:cs="Times New Roman"/>
+        </w:rPr>
+      </w:pPr>
       <w:r>
         <w:rPr>
           <w:rStyle w:val="Strong"/>
@@ -6204,6 +6116,11 @@
       </w:r>
     </w:p>
     <w:p>
+      <w:pPr>
+        <w:rPr>
+          <w:rFonts w:ascii="Times New Roman" w:hAnsi="Times New Roman" w:cs="Times New Roman"/>
+        </w:rPr>
+      </w:pPr>
       <w:r>
         <w:rPr>
           <w:rStyle w:val="Strong"/>
@@ -6456,7 +6373,13 @@
         <w:t>The interface uses a consistent navigation bar and Bootstrap styling to ensure responsiveness and ease of use.</w:t>
       </w:r>
     </w:p>
-    <w:p/>
+    <w:p>
+      <w:pPr>
+        <w:rPr>
+          <w:rFonts w:ascii="Times New Roman" w:hAnsi="Times New Roman" w:cs="Times New Roman"/>
+        </w:rPr>
+      </w:pPr>
+    </w:p>
     <w:p>
       <w:pPr>
         <w:pStyle w:val="Heading4"/>
@@ -6909,7 +6832,13 @@
         <w:t>This design ensures proper data organization and supports efficient querying.</w:t>
       </w:r>
     </w:p>
-    <w:p/>
+    <w:p>
+      <w:pPr>
+        <w:rPr>
+          <w:rFonts w:ascii="Times New Roman" w:hAnsi="Times New Roman" w:cs="Times New Roman"/>
+        </w:rPr>
+      </w:pPr>
+    </w:p>
     <w:p>
       <w:pPr>
         <w:pStyle w:val="Heading4"/>
@@ -6958,9 +6887,124 @@
     </w:p>
     <w:p>
       <w:pPr>
+        <w:spacing w:before="100" w:beforeAutospacing="1" w:after="100" w:afterAutospacing="1" w:line="240" w:lineRule="auto"/>
+        <w:jc w:val="both"/>
+        <w:rPr>
+          <w:rFonts w:ascii="Times New Roman" w:eastAsia="Times New Roman" w:hAnsi="Times New Roman" w:cs="Times New Roman"/>
+          <w:kern w:val="0"/>
+          <w:lang w:eastAsia="en-IN"/>
+          <w14:ligatures w14:val="none"/>
+        </w:rPr>
+      </w:pPr>
+      <w:r>
+        <w:rPr>
+          <w:rFonts w:ascii="Times New Roman" w:eastAsia="Times New Roman" w:hAnsi="Times New Roman" w:cs="Times New Roman"/>
+          <w:kern w:val="0"/>
+          <w:lang w:eastAsia="en-IN"/>
+          <w14:ligatures w14:val="none"/>
+        </w:rPr>
+        <w:t>• Controllers are used to handle HTTP requests such as login, policy management, and claim processing.</w:t>
+      </w:r>
+    </w:p>
+    <w:p>
+      <w:pPr>
+        <w:spacing w:before="100" w:beforeAutospacing="1" w:after="100" w:afterAutospacing="1" w:line="240" w:lineRule="auto"/>
+        <w:jc w:val="both"/>
+        <w:rPr>
+          <w:rFonts w:ascii="Times New Roman" w:eastAsia="Times New Roman" w:hAnsi="Times New Roman" w:cs="Times New Roman"/>
+          <w:kern w:val="0"/>
+          <w:lang w:eastAsia="en-IN"/>
+          <w14:ligatures w14:val="none"/>
+        </w:rPr>
+      </w:pPr>
+      <w:r>
+        <w:rPr>
+          <w:rFonts w:ascii="Times New Roman" w:eastAsia="Times New Roman" w:hAnsi="Times New Roman" w:cs="Times New Roman"/>
+          <w:kern w:val="0"/>
+          <w:lang w:eastAsia="en-IN"/>
+          <w14:ligatures w14:val="none"/>
+        </w:rPr>
+        <w:t>• Spring Data JPA is used to interact with the database, reducing the need for complex SQL queries.</w:t>
+      </w:r>
+    </w:p>
+    <w:p>
+      <w:pPr>
+        <w:spacing w:before="100" w:beforeAutospacing="1" w:after="100" w:afterAutospacing="1" w:line="240" w:lineRule="auto"/>
+        <w:jc w:val="both"/>
+        <w:rPr>
+          <w:rFonts w:ascii="Times New Roman" w:eastAsia="Times New Roman" w:hAnsi="Times New Roman" w:cs="Times New Roman"/>
+          <w:kern w:val="0"/>
+          <w:lang w:eastAsia="en-IN"/>
+          <w14:ligatures w14:val="none"/>
+        </w:rPr>
+      </w:pPr>
+      <w:r>
+        <w:rPr>
+          <w:rFonts w:ascii="Times New Roman" w:eastAsia="Times New Roman" w:hAnsi="Times New Roman" w:cs="Times New Roman"/>
+          <w:kern w:val="0"/>
+          <w:lang w:eastAsia="en-IN"/>
+          <w14:ligatures w14:val="none"/>
+        </w:rPr>
+        <w:t>• Session management is implemented to maintain user authentication across pages.</w:t>
+      </w:r>
+    </w:p>
+    <w:p>
+      <w:pPr>
+        <w:spacing w:before="100" w:beforeAutospacing="1" w:after="100" w:afterAutospacing="1" w:line="240" w:lineRule="auto"/>
+        <w:jc w:val="both"/>
+        <w:rPr>
+          <w:rFonts w:ascii="Times New Roman" w:eastAsia="Times New Roman" w:hAnsi="Times New Roman" w:cs="Times New Roman"/>
+          <w:kern w:val="0"/>
+          <w:lang w:eastAsia="en-IN"/>
+          <w14:ligatures w14:val="none"/>
+        </w:rPr>
+      </w:pPr>
+      <w:r>
+        <w:rPr>
+          <w:rFonts w:ascii="Times New Roman" w:eastAsia="Times New Roman" w:hAnsi="Times New Roman" w:cs="Times New Roman"/>
+          <w:kern w:val="0"/>
+          <w:lang w:eastAsia="en-IN"/>
+          <w14:ligatures w14:val="none"/>
+        </w:rPr>
+        <w:t>• Role-based access control ensures that users and administrators have different permissions.</w:t>
+      </w:r>
+    </w:p>
+    <w:p>
+      <w:pPr>
+        <w:spacing w:before="100" w:beforeAutospacing="1" w:after="100" w:afterAutospacing="1" w:line="240" w:lineRule="auto"/>
+        <w:jc w:val="both"/>
+        <w:rPr>
+          <w:rFonts w:ascii="Times New Roman" w:eastAsia="Times New Roman" w:hAnsi="Times New Roman" w:cs="Times New Roman"/>
+          <w:kern w:val="0"/>
+          <w:lang w:eastAsia="en-IN"/>
+          <w14:ligatures w14:val="none"/>
+        </w:rPr>
+      </w:pPr>
+      <w:r>
+        <w:rPr>
+          <w:rFonts w:ascii="Times New Roman" w:eastAsia="Times New Roman" w:hAnsi="Times New Roman" w:cs="Times New Roman"/>
+          <w:kern w:val="0"/>
+          <w:lang w:eastAsia="en-IN"/>
+          <w14:ligatures w14:val="none"/>
+        </w:rPr>
+        <w:t>• Vali</w:t>
+      </w:r>
+      <w:r>
+        <w:rPr>
+          <w:rFonts w:ascii="Times New Roman" w:eastAsia="Times New Roman" w:hAnsi="Times New Roman" w:cs="Times New Roman"/>
+          <w:kern w:val="0"/>
+          <w:lang w:eastAsia="en-IN"/>
+          <w14:ligatures w14:val="none"/>
+        </w:rPr>
+        <w:t>dation logic is implemented to:</w:t>
+      </w:r>
+    </w:p>
+    <w:p>
+      <w:pPr>
+        <w:pStyle w:val="ListParagraph"/>
         <w:numPr>
           <w:ilvl w:val="0"/>
-          <w:numId w:val="16"/>
+          <w:numId w:val="20"/>
         </w:numPr>
         <w:spacing w:before="100" w:beforeAutospacing="1" w:after="100" w:afterAutospacing="1" w:line="240" w:lineRule="auto"/>
         <w:jc w:val="both"/>
@@ -6978,14 +7022,24 @@
           <w:lang w:eastAsia="en-IN"/>
           <w14:ligatures w14:val="none"/>
         </w:rPr>
-        <w:t xml:space="preserve">Controllers are used to handle HTTP requests such as login, policy management, and claim processing. </w:t>
-      </w:r>
-    </w:p>
-    <w:p>
-      <w:pPr>
+        <w:t>Prevent dup</w:t>
+      </w:r>
+      <w:r>
+        <w:rPr>
+          <w:rFonts w:ascii="Times New Roman" w:eastAsia="Times New Roman" w:hAnsi="Times New Roman" w:cs="Times New Roman"/>
+          <w:kern w:val="0"/>
+          <w:lang w:eastAsia="en-IN"/>
+          <w14:ligatures w14:val="none"/>
+        </w:rPr>
+        <w:t>licate policy purchases</w:t>
+      </w:r>
+    </w:p>
+    <w:p>
+      <w:pPr>
+        <w:pStyle w:val="ListParagraph"/>
         <w:numPr>
           <w:ilvl w:val="0"/>
-          <w:numId w:val="16"/>
+          <w:numId w:val="20"/>
         </w:numPr>
         <w:spacing w:before="100" w:beforeAutospacing="1" w:after="100" w:afterAutospacing="1" w:line="240" w:lineRule="auto"/>
         <w:jc w:val="both"/>
@@ -7003,14 +7057,15 @@
           <w:lang w:eastAsia="en-IN"/>
           <w14:ligatures w14:val="none"/>
         </w:rPr>
-        <w:t xml:space="preserve">Spring Data JPA is used to interact with the database, reducing the need for complex SQL queries. </w:t>
-      </w:r>
-    </w:p>
-    <w:p>
-      <w:pPr>
+        <w:t xml:space="preserve">Restrict unauthorized access </w:t>
+      </w:r>
+    </w:p>
+    <w:p>
+      <w:pPr>
+        <w:pStyle w:val="ListParagraph"/>
         <w:numPr>
           <w:ilvl w:val="0"/>
-          <w:numId w:val="16"/>
+          <w:numId w:val="20"/>
         </w:numPr>
         <w:spacing w:before="100" w:beforeAutospacing="1" w:after="100" w:afterAutospacing="1" w:line="240" w:lineRule="auto"/>
         <w:jc w:val="both"/>
@@ -7028,15 +7083,11 @@
           <w:lang w:eastAsia="en-IN"/>
           <w14:ligatures w14:val="none"/>
         </w:rPr>
-        <w:t xml:space="preserve">Session management is implemented to maintain user authentication across pages. </w:t>
-      </w:r>
-    </w:p>
-    <w:p>
-      <w:pPr>
-        <w:numPr>
-          <w:ilvl w:val="0"/>
-          <w:numId w:val="16"/>
-        </w:numPr>
+        <w:t>Prevent deletion of policies that are already in use</w:t>
+      </w:r>
+    </w:p>
+    <w:p>
+      <w:pPr>
         <w:spacing w:before="100" w:beforeAutospacing="1" w:after="100" w:afterAutospacing="1" w:line="240" w:lineRule="auto"/>
         <w:jc w:val="both"/>
         <w:rPr>
@@ -7053,15 +7104,12 @@
           <w:lang w:eastAsia="en-IN"/>
           <w14:ligatures w14:val="none"/>
         </w:rPr>
-        <w:t xml:space="preserve">Role-based access control ensures that users and administrators have different permissions. </w:t>
-      </w:r>
-    </w:p>
-    <w:p>
-      <w:pPr>
-        <w:numPr>
-          <w:ilvl w:val="0"/>
-          <w:numId w:val="16"/>
-        </w:numPr>
+        <w:lastRenderedPageBreak/>
+        <w:t>• JSP pages are used to render dynamic content, and Bootstrap is used for styling and responsive user interface design.</w:t>
+      </w:r>
+    </w:p>
+    <w:p>
+      <w:pPr>
         <w:spacing w:before="100" w:beforeAutospacing="1" w:after="100" w:afterAutospacing="1" w:line="240" w:lineRule="auto"/>
         <w:jc w:val="both"/>
         <w:rPr>
@@ -7078,15 +7126,11 @@
           <w:lang w:eastAsia="en-IN"/>
           <w14:ligatures w14:val="none"/>
         </w:rPr>
-        <w:t xml:space="preserve">Validation logic is implemented to: </w:t>
-      </w:r>
-    </w:p>
-    <w:p>
-      <w:pPr>
-        <w:numPr>
-          <w:ilvl w:val="1"/>
-          <w:numId w:val="16"/>
-        </w:numPr>
+        <w:t>• MVC architecture is followed to maintain proper separation between business logic, presentation, and database operations.</w:t>
+      </w:r>
+    </w:p>
+    <w:p>
+      <w:pPr>
         <w:spacing w:before="100" w:beforeAutospacing="1" w:after="100" w:afterAutospacing="1" w:line="240" w:lineRule="auto"/>
         <w:jc w:val="both"/>
         <w:rPr>
@@ -7103,15 +7147,11 @@
           <w:lang w:eastAsia="en-IN"/>
           <w14:ligatures w14:val="none"/>
         </w:rPr>
-        <w:t xml:space="preserve">Prevent duplicate policy purchases </w:t>
-      </w:r>
-    </w:p>
-    <w:p>
-      <w:pPr>
-        <w:numPr>
-          <w:ilvl w:val="1"/>
-          <w:numId w:val="16"/>
-        </w:numPr>
+        <w:t>• Exception handling is implemented to improve system reliability and user experience.</w:t>
+      </w:r>
+    </w:p>
+    <w:p>
+      <w:pPr>
         <w:spacing w:before="100" w:beforeAutospacing="1" w:after="100" w:afterAutospacing="1" w:line="240" w:lineRule="auto"/>
         <w:jc w:val="both"/>
         <w:rPr>
@@ -7128,81 +7168,42 @@
           <w:lang w:eastAsia="en-IN"/>
           <w14:ligatures w14:val="none"/>
         </w:rPr>
-        <w:t xml:space="preserve">Restrict unauthorized access </w:t>
-      </w:r>
-    </w:p>
-    <w:p>
-      <w:pPr>
-        <w:numPr>
-          <w:ilvl w:val="1"/>
-          <w:numId w:val="16"/>
-        </w:numPr>
-        <w:spacing w:before="100" w:beforeAutospacing="1" w:after="100" w:afterAutospacing="1" w:line="240" w:lineRule="auto"/>
-        <w:jc w:val="both"/>
-        <w:rPr>
-          <w:rFonts w:ascii="Times New Roman" w:eastAsia="Times New Roman" w:hAnsi="Times New Roman" w:cs="Times New Roman"/>
-          <w:kern w:val="0"/>
-          <w:lang w:eastAsia="en-IN"/>
-          <w14:ligatures w14:val="none"/>
-        </w:rPr>
-      </w:pPr>
-      <w:r>
-        <w:rPr>
-          <w:rFonts w:ascii="Times New Roman" w:eastAsia="Times New Roman" w:hAnsi="Times New Roman" w:cs="Times New Roman"/>
-          <w:kern w:val="0"/>
-          <w:lang w:eastAsia="en-IN"/>
-          <w14:ligatures w14:val="none"/>
-        </w:rPr>
-        <w:t xml:space="preserve">Prevent deletion of policies that are already in use </w:t>
-      </w:r>
-    </w:p>
-    <w:p>
-      <w:pPr>
-        <w:numPr>
-          <w:ilvl w:val="0"/>
-          <w:numId w:val="16"/>
-        </w:numPr>
-        <w:spacing w:before="100" w:beforeAutospacing="1" w:after="100" w:afterAutospacing="1" w:line="240" w:lineRule="auto"/>
-        <w:jc w:val="both"/>
-        <w:rPr>
-          <w:rFonts w:ascii="Times New Roman" w:eastAsia="Times New Roman" w:hAnsi="Times New Roman" w:cs="Times New Roman"/>
-          <w:kern w:val="0"/>
-          <w:lang w:eastAsia="en-IN"/>
-          <w14:ligatures w14:val="none"/>
-        </w:rPr>
-      </w:pPr>
-      <w:r>
-        <w:rPr>
-          <w:rFonts w:ascii="Times New Roman" w:eastAsia="Times New Roman" w:hAnsi="Times New Roman" w:cs="Times New Roman"/>
-          <w:kern w:val="0"/>
-          <w:lang w:eastAsia="en-IN"/>
-          <w14:ligatures w14:val="none"/>
-        </w:rPr>
-        <w:t xml:space="preserve">JSP pages are used to render dynamic content, and Bootstrap is used for styling. </w:t>
-      </w:r>
-    </w:p>
-    <w:p>
-      <w:pPr>
-        <w:spacing w:before="100" w:beforeAutospacing="1" w:after="100" w:afterAutospacing="1" w:line="240" w:lineRule="auto"/>
-        <w:jc w:val="both"/>
-        <w:rPr>
-          <w:rFonts w:ascii="Times New Roman" w:eastAsia="Times New Roman" w:hAnsi="Times New Roman" w:cs="Times New Roman"/>
-          <w:kern w:val="0"/>
-          <w:lang w:eastAsia="en-IN"/>
-          <w14:ligatures w14:val="none"/>
-        </w:rPr>
-      </w:pPr>
-      <w:r>
-        <w:rPr>
-          <w:rFonts w:ascii="Times New Roman" w:eastAsia="Times New Roman" w:hAnsi="Times New Roman" w:cs="Times New Roman"/>
-          <w:kern w:val="0"/>
-          <w:lang w:eastAsia="en-IN"/>
-          <w14:ligatures w14:val="none"/>
-        </w:rPr>
-        <w:t>The system is modular, maintainable, and can be extended with additional features such as payment integration, advanced security, and analytics.</w:t>
-      </w:r>
-    </w:p>
-    <w:p/>
+        <w:t>• The system is modular, maintainable, scalable, and can be extended with additional features such as payment integration, advanced security, and analytics.</w:t>
+      </w:r>
+    </w:p>
+    <w:p>
+      <w:pPr>
+        <w:rPr>
+          <w:rFonts w:ascii="Times New Roman" w:hAnsi="Times New Roman" w:cs="Times New Roman"/>
+        </w:rPr>
+      </w:pPr>
+    </w:p>
+    <w:p>
+      <w:pPr>
+        <w:rPr>
+          <w:rFonts w:ascii="Times New Roman" w:hAnsi="Times New Roman" w:cs="Times New Roman"/>
+          <w:b/>
+          <w:bCs/>
+        </w:rPr>
+      </w:pPr>
+    </w:p>
+    <w:p>
+      <w:pPr>
+        <w:rPr>
+          <w:rFonts w:ascii="Times New Roman" w:hAnsi="Times New Roman" w:cs="Times New Roman"/>
+          <w:b/>
+          <w:bCs/>
+        </w:rPr>
+      </w:pPr>
+      <w:r>
+        <w:rPr>
+          <w:rFonts w:ascii="Times New Roman" w:hAnsi="Times New Roman" w:cs="Times New Roman"/>
+          <w:b/>
+          <w:bCs/>
+        </w:rPr>
+        <w:br w:type="page"/>
+      </w:r>
+    </w:p>
     <w:p>
       <w:pPr>
         <w:tabs>
@@ -10089,7 +10090,13 @@
         </w:tc>
       </w:tr>
     </w:tbl>
-    <w:p/>
+    <w:p>
+      <w:pPr>
+        <w:rPr>
+          <w:rFonts w:ascii="Times New Roman" w:hAnsi="Times New Roman" w:cs="Times New Roman"/>
+        </w:rPr>
+      </w:pPr>
+    </w:p>
     <w:p>
       <w:pPr>
         <w:spacing w:after="0"/>
@@ -11126,24 +11133,30 @@
           <w:rFonts w:ascii="Times New Roman" w:hAnsi="Times New Roman" w:cs="Times New Roman"/>
         </w:rPr>
       </w:pPr>
-    </w:p>
-    <w:p>
-      <w:pPr>
-        <w:rPr>
-          <w:rFonts w:ascii="Times New Roman" w:hAnsi="Times New Roman" w:cs="Times New Roman"/>
-          <w:color w:val="000000" w:themeColor="text1"/>
-        </w:rPr>
-      </w:pPr>
-      <w:r>
-        <w:rPr>
+      <w:r>
+        <w:rPr>
+          <w:rFonts w:ascii="Times New Roman" w:hAnsi="Times New Roman" w:cs="Times New Roman"/>
+        </w:rPr>
+        <w:t>GITHUB repo structure</w:t>
+      </w:r>
+    </w:p>
+    <w:p>
+      <w:pPr>
+        <w:rPr>
+          <w:rFonts w:ascii="Times New Roman" w:hAnsi="Times New Roman" w:cs="Times New Roman"/>
+        </w:rPr>
+      </w:pPr>
+      <w:r>
+        <w:rPr>
+          <w:rFonts w:ascii="Times New Roman" w:hAnsi="Times New Roman" w:cs="Times New Roman"/>
           <w:noProof/>
           <w:lang w:eastAsia="en-IN"/>
         </w:rPr>
         <w:drawing>
-          <wp:inline distT="0" distB="0" distL="0" distR="0" wp14:anchorId="38713ABB" wp14:editId="08CF94C5">
-            <wp:extent cx="4838134" cy="2565400"/>
-            <wp:effectExtent l="0" t="0" r="635" b="6350"/>
-            <wp:docPr id="1" name="Picture 1"/>
+          <wp:inline distT="0" distB="0" distL="0" distR="0" wp14:anchorId="79BD4FED" wp14:editId="3DC8BEE3">
+            <wp:extent cx="5731510" cy="2513330"/>
+            <wp:effectExtent l="0" t="0" r="2540" b="1270"/>
+            <wp:docPr id="21" name="Picture 21"/>
             <wp:cNvGraphicFramePr>
               <a:graphicFrameLocks xmlns:a="http://schemas.openxmlformats.org/drawingml/2006/main" noChangeAspect="1"/>
             </wp:cNvGraphicFramePr>
@@ -11163,7 +11176,7 @@
                   <pic:spPr>
                     <a:xfrm>
                       <a:off x="0" y="0"/>
-                      <a:ext cx="4853623" cy="2573613"/>
+                      <a:ext cx="5731510" cy="2513330"/>
                     </a:xfrm>
                     <a:prstGeom prst="rect">
                       <a:avLst/>
@@ -11180,19 +11193,19 @@
       <w:pPr>
         <w:rPr>
           <w:rFonts w:ascii="Times New Roman" w:hAnsi="Times New Roman" w:cs="Times New Roman"/>
-          <w:color w:val="000000" w:themeColor="text1"/>
-        </w:rPr>
-      </w:pPr>
-      <w:r>
-        <w:rPr>
+        </w:rPr>
+      </w:pPr>
+      <w:r>
+        <w:rPr>
+          <w:rFonts w:ascii="Times New Roman" w:hAnsi="Times New Roman" w:cs="Times New Roman"/>
           <w:noProof/>
           <w:lang w:eastAsia="en-IN"/>
         </w:rPr>
         <w:drawing>
-          <wp:inline distT="0" distB="0" distL="0" distR="0" wp14:anchorId="52802627" wp14:editId="3F43B68F">
-            <wp:extent cx="4864100" cy="2421811"/>
-            <wp:effectExtent l="0" t="0" r="0" b="0"/>
-            <wp:docPr id="2" name="Picture 2"/>
+          <wp:inline distT="0" distB="0" distL="0" distR="0" wp14:anchorId="7087D0FA" wp14:editId="40116894">
+            <wp:extent cx="5731510" cy="2492375"/>
+            <wp:effectExtent l="0" t="0" r="2540" b="3175"/>
+            <wp:docPr id="22" name="Picture 22"/>
             <wp:cNvGraphicFramePr>
               <a:graphicFrameLocks xmlns:a="http://schemas.openxmlformats.org/drawingml/2006/main" noChangeAspect="1"/>
             </wp:cNvGraphicFramePr>
@@ -11212,7 +11225,7 @@
                   <pic:spPr>
                     <a:xfrm>
                       <a:off x="0" y="0"/>
-                      <a:ext cx="4869124" cy="2424313"/>
+                      <a:ext cx="5731510" cy="2492375"/>
                     </a:xfrm>
                     <a:prstGeom prst="rect">
                       <a:avLst/>
@@ -11229,6 +11242,157 @@
       <w:pPr>
         <w:rPr>
           <w:rFonts w:ascii="Times New Roman" w:hAnsi="Times New Roman" w:cs="Times New Roman"/>
+        </w:rPr>
+      </w:pPr>
+      <w:r>
+        <w:rPr>
+          <w:rFonts w:ascii="Times New Roman" w:hAnsi="Times New Roman" w:cs="Times New Roman"/>
+        </w:rPr>
+        <w:br w:type="page"/>
+      </w:r>
+    </w:p>
+    <w:p>
+      <w:pPr>
+        <w:rPr>
+          <w:rFonts w:ascii="Times New Roman" w:hAnsi="Times New Roman" w:cs="Times New Roman"/>
+        </w:rPr>
+      </w:pPr>
+      <w:r>
+        <w:rPr>
+          <w:rFonts w:ascii="Times New Roman" w:hAnsi="Times New Roman" w:cs="Times New Roman"/>
+        </w:rPr>
+        <w:lastRenderedPageBreak/>
+        <w:t>LOGIN / SIGNUP</w:t>
+      </w:r>
+    </w:p>
+    <w:p>
+      <w:pPr>
+        <w:rPr>
+          <w:rFonts w:ascii="Times New Roman" w:hAnsi="Times New Roman" w:cs="Times New Roman"/>
+          <w:color w:val="000000" w:themeColor="text1"/>
+        </w:rPr>
+      </w:pPr>
+      <w:r>
+        <w:rPr>
+          <w:rFonts w:ascii="Times New Roman" w:hAnsi="Times New Roman" w:cs="Times New Roman"/>
+          <w:noProof/>
+          <w:lang w:eastAsia="en-IN"/>
+        </w:rPr>
+        <w:drawing>
+          <wp:inline distT="0" distB="0" distL="0" distR="0" wp14:anchorId="38713ABB" wp14:editId="17727231">
+            <wp:extent cx="5628523" cy="2984500"/>
+            <wp:effectExtent l="0" t="0" r="0" b="6350"/>
+            <wp:docPr id="1" name="Picture 1"/>
+            <wp:cNvGraphicFramePr>
+              <a:graphicFrameLocks xmlns:a="http://schemas.openxmlformats.org/drawingml/2006/main" noChangeAspect="1"/>
+            </wp:cNvGraphicFramePr>
+            <a:graphic xmlns:a="http://schemas.openxmlformats.org/drawingml/2006/main">
+              <a:graphicData uri="http://schemas.openxmlformats.org/drawingml/2006/picture">
+                <pic:pic xmlns:pic="http://schemas.openxmlformats.org/drawingml/2006/picture">
+                  <pic:nvPicPr>
+                    <pic:cNvPr id="1" name=""/>
+                    <pic:cNvPicPr/>
+                  </pic:nvPicPr>
+                  <pic:blipFill>
+                    <a:blip r:embed="rId13"/>
+                    <a:stretch>
+                      <a:fillRect/>
+                    </a:stretch>
+                  </pic:blipFill>
+                  <pic:spPr>
+                    <a:xfrm>
+                      <a:off x="0" y="0"/>
+                      <a:ext cx="5647189" cy="2994397"/>
+                    </a:xfrm>
+                    <a:prstGeom prst="rect">
+                      <a:avLst/>
+                    </a:prstGeom>
+                  </pic:spPr>
+                </pic:pic>
+              </a:graphicData>
+            </a:graphic>
+          </wp:inline>
+        </w:drawing>
+      </w:r>
+    </w:p>
+    <w:p>
+      <w:pPr>
+        <w:rPr>
+          <w:rFonts w:ascii="Times New Roman" w:hAnsi="Times New Roman" w:cs="Times New Roman"/>
+          <w:color w:val="000000" w:themeColor="text1"/>
+        </w:rPr>
+      </w:pPr>
+    </w:p>
+    <w:p>
+      <w:pPr>
+        <w:rPr>
+          <w:rFonts w:ascii="Times New Roman" w:hAnsi="Times New Roman" w:cs="Times New Roman"/>
+          <w:color w:val="000000" w:themeColor="text1"/>
+        </w:rPr>
+      </w:pPr>
+    </w:p>
+    <w:p>
+      <w:pPr>
+        <w:rPr>
+          <w:rFonts w:ascii="Times New Roman" w:hAnsi="Times New Roman" w:cs="Times New Roman"/>
+          <w:color w:val="000000" w:themeColor="text1"/>
+        </w:rPr>
+      </w:pPr>
+      <w:r>
+        <w:rPr>
+          <w:rFonts w:ascii="Times New Roman" w:hAnsi="Times New Roman" w:cs="Times New Roman"/>
+          <w:noProof/>
+          <w:lang w:eastAsia="en-IN"/>
+        </w:rPr>
+        <w:drawing>
+          <wp:inline distT="0" distB="0" distL="0" distR="0" wp14:anchorId="6FDC2B79" wp14:editId="3F627D75">
+            <wp:extent cx="5731510" cy="2828925"/>
+            <wp:effectExtent l="0" t="0" r="2540" b="9525"/>
+            <wp:docPr id="3" name="Picture 3"/>
+            <wp:cNvGraphicFramePr>
+              <a:graphicFrameLocks xmlns:a="http://schemas.openxmlformats.org/drawingml/2006/main" noChangeAspect="1"/>
+            </wp:cNvGraphicFramePr>
+            <a:graphic xmlns:a="http://schemas.openxmlformats.org/drawingml/2006/main">
+              <a:graphicData uri="http://schemas.openxmlformats.org/drawingml/2006/picture">
+                <pic:pic xmlns:pic="http://schemas.openxmlformats.org/drawingml/2006/picture">
+                  <pic:nvPicPr>
+                    <pic:cNvPr id="1" name=""/>
+                    <pic:cNvPicPr/>
+                  </pic:nvPicPr>
+                  <pic:blipFill>
+                    <a:blip r:embed="rId14"/>
+                    <a:stretch>
+                      <a:fillRect/>
+                    </a:stretch>
+                  </pic:blipFill>
+                  <pic:spPr>
+                    <a:xfrm>
+                      <a:off x="0" y="0"/>
+                      <a:ext cx="5731510" cy="2828925"/>
+                    </a:xfrm>
+                    <a:prstGeom prst="rect">
+                      <a:avLst/>
+                    </a:prstGeom>
+                  </pic:spPr>
+                </pic:pic>
+              </a:graphicData>
+            </a:graphic>
+          </wp:inline>
+        </w:drawing>
+      </w:r>
+    </w:p>
+    <w:p>
+      <w:pPr>
+        <w:rPr>
+          <w:rFonts w:ascii="Times New Roman" w:hAnsi="Times New Roman" w:cs="Times New Roman"/>
+          <w:color w:val="000000" w:themeColor="text1"/>
+        </w:rPr>
+      </w:pPr>
+    </w:p>
+    <w:p>
+      <w:pPr>
+        <w:rPr>
+          <w:rFonts w:ascii="Times New Roman" w:hAnsi="Times New Roman" w:cs="Times New Roman"/>
           <w:color w:val="000000" w:themeColor="text1"/>
         </w:rPr>
       </w:pPr>
@@ -11248,6 +11412,37 @@
     </w:p>
     <w:p>
       <w:pPr>
+        <w:rPr>
+          <w:rFonts w:ascii="Times New Roman" w:hAnsi="Times New Roman" w:cs="Times New Roman"/>
+          <w:color w:val="000000" w:themeColor="text1"/>
+        </w:rPr>
+      </w:pPr>
+      <w:r>
+        <w:rPr>
+          <w:rFonts w:ascii="Times New Roman" w:hAnsi="Times New Roman" w:cs="Times New Roman"/>
+          <w:color w:val="000000" w:themeColor="text1"/>
+        </w:rPr>
+        <w:br w:type="page"/>
+      </w:r>
+    </w:p>
+    <w:p>
+      <w:pPr>
+        <w:rPr>
+          <w:rFonts w:ascii="Times New Roman" w:hAnsi="Times New Roman" w:cs="Times New Roman"/>
+          <w:color w:val="000000" w:themeColor="text1"/>
+        </w:rPr>
+      </w:pPr>
+      <w:r>
+        <w:rPr>
+          <w:rFonts w:ascii="Times New Roman" w:hAnsi="Times New Roman" w:cs="Times New Roman"/>
+          <w:color w:val="000000" w:themeColor="text1"/>
+        </w:rPr>
+        <w:lastRenderedPageBreak/>
+        <w:t>USER Dashboard</w:t>
+      </w:r>
+    </w:p>
+    <w:p>
+      <w:pPr>
         <w:tabs>
           <w:tab w:val="center" w:pos="7938"/>
         </w:tabs>
@@ -11271,8 +11466,48 @@
           <w:color w:val="000000" w:themeColor="text1"/>
         </w:rPr>
       </w:pPr>
-      <w:bookmarkStart w:id="0" w:name="_GoBack"/>
-      <w:bookmarkEnd w:id="0"/>
+      <w:r>
+        <w:rPr>
+          <w:rFonts w:ascii="Times New Roman" w:hAnsi="Times New Roman" w:cs="Times New Roman"/>
+          <w:noProof/>
+          <w:lang w:eastAsia="en-IN"/>
+        </w:rPr>
+        <w:drawing>
+          <wp:inline distT="0" distB="0" distL="0" distR="0" wp14:anchorId="14A961C8" wp14:editId="45ACF8D7">
+            <wp:extent cx="5731510" cy="2657475"/>
+            <wp:effectExtent l="0" t="0" r="2540" b="9525"/>
+            <wp:docPr id="4" name="Picture 4"/>
+            <wp:cNvGraphicFramePr>
+              <a:graphicFrameLocks xmlns:a="http://schemas.openxmlformats.org/drawingml/2006/main" noChangeAspect="1"/>
+            </wp:cNvGraphicFramePr>
+            <a:graphic xmlns:a="http://schemas.openxmlformats.org/drawingml/2006/main">
+              <a:graphicData uri="http://schemas.openxmlformats.org/drawingml/2006/picture">
+                <pic:pic xmlns:pic="http://schemas.openxmlformats.org/drawingml/2006/picture">
+                  <pic:nvPicPr>
+                    <pic:cNvPr id="1" name=""/>
+                    <pic:cNvPicPr/>
+                  </pic:nvPicPr>
+                  <pic:blipFill>
+                    <a:blip r:embed="rId15"/>
+                    <a:stretch>
+                      <a:fillRect/>
+                    </a:stretch>
+                  </pic:blipFill>
+                  <pic:spPr>
+                    <a:xfrm>
+                      <a:off x="0" y="0"/>
+                      <a:ext cx="5731510" cy="2657475"/>
+                    </a:xfrm>
+                    <a:prstGeom prst="rect">
+                      <a:avLst/>
+                    </a:prstGeom>
+                  </pic:spPr>
+                </pic:pic>
+              </a:graphicData>
+            </a:graphic>
+          </wp:inline>
+        </w:drawing>
+      </w:r>
     </w:p>
     <w:p>
       <w:pPr>
@@ -11289,6 +11524,1046 @@
     </w:p>
     <w:p>
       <w:pPr>
+        <w:tabs>
+          <w:tab w:val="center" w:pos="7938"/>
+        </w:tabs>
+        <w:spacing w:line="276" w:lineRule="auto"/>
+        <w:jc w:val="center"/>
+        <w:rPr>
+          <w:rFonts w:ascii="Times New Roman" w:hAnsi="Times New Roman" w:cs="Times New Roman"/>
+          <w:noProof/>
+          <w:lang w:eastAsia="en-IN"/>
+        </w:rPr>
+      </w:pPr>
+    </w:p>
+    <w:p>
+      <w:pPr>
+        <w:tabs>
+          <w:tab w:val="center" w:pos="7938"/>
+        </w:tabs>
+        <w:spacing w:line="276" w:lineRule="auto"/>
+        <w:jc w:val="center"/>
+        <w:rPr>
+          <w:rFonts w:ascii="Times New Roman" w:hAnsi="Times New Roman" w:cs="Times New Roman"/>
+          <w:noProof/>
+          <w:lang w:eastAsia="en-IN"/>
+        </w:rPr>
+      </w:pPr>
+    </w:p>
+    <w:p>
+      <w:pPr>
+        <w:tabs>
+          <w:tab w:val="center" w:pos="7938"/>
+        </w:tabs>
+        <w:spacing w:line="276" w:lineRule="auto"/>
+        <w:jc w:val="center"/>
+        <w:rPr>
+          <w:rFonts w:ascii="Times New Roman" w:hAnsi="Times New Roman" w:cs="Times New Roman"/>
+          <w:color w:val="000000" w:themeColor="text1"/>
+        </w:rPr>
+      </w:pPr>
+      <w:r>
+        <w:rPr>
+          <w:rFonts w:ascii="Times New Roman" w:hAnsi="Times New Roman" w:cs="Times New Roman"/>
+          <w:noProof/>
+          <w:lang w:eastAsia="en-IN"/>
+        </w:rPr>
+        <w:drawing>
+          <wp:inline distT="0" distB="0" distL="0" distR="0" wp14:anchorId="3D1474A1" wp14:editId="68EDA7E7">
+            <wp:extent cx="5731510" cy="2639060"/>
+            <wp:effectExtent l="0" t="0" r="2540" b="8890"/>
+            <wp:docPr id="5" name="Picture 5"/>
+            <wp:cNvGraphicFramePr>
+              <a:graphicFrameLocks xmlns:a="http://schemas.openxmlformats.org/drawingml/2006/main" noChangeAspect="1"/>
+            </wp:cNvGraphicFramePr>
+            <a:graphic xmlns:a="http://schemas.openxmlformats.org/drawingml/2006/main">
+              <a:graphicData uri="http://schemas.openxmlformats.org/drawingml/2006/picture">
+                <pic:pic xmlns:pic="http://schemas.openxmlformats.org/drawingml/2006/picture">
+                  <pic:nvPicPr>
+                    <pic:cNvPr id="1" name=""/>
+                    <pic:cNvPicPr/>
+                  </pic:nvPicPr>
+                  <pic:blipFill>
+                    <a:blip r:embed="rId16"/>
+                    <a:stretch>
+                      <a:fillRect/>
+                    </a:stretch>
+                  </pic:blipFill>
+                  <pic:spPr>
+                    <a:xfrm>
+                      <a:off x="0" y="0"/>
+                      <a:ext cx="5731510" cy="2639060"/>
+                    </a:xfrm>
+                    <a:prstGeom prst="rect">
+                      <a:avLst/>
+                    </a:prstGeom>
+                  </pic:spPr>
+                </pic:pic>
+              </a:graphicData>
+            </a:graphic>
+          </wp:inline>
+        </w:drawing>
+      </w:r>
+    </w:p>
+    <w:p>
+      <w:pPr>
+        <w:rPr>
+          <w:rFonts w:ascii="Times New Roman" w:hAnsi="Times New Roman" w:cs="Times New Roman"/>
+          <w:color w:val="000000" w:themeColor="text1"/>
+        </w:rPr>
+      </w:pPr>
+      <w:r>
+        <w:rPr>
+          <w:rFonts w:ascii="Times New Roman" w:hAnsi="Times New Roman" w:cs="Times New Roman"/>
+        </w:rPr>
+        <w:br w:type="page"/>
+      </w:r>
+      <w:r>
+        <w:rPr>
+          <w:rFonts w:ascii="Times New Roman" w:hAnsi="Times New Roman" w:cs="Times New Roman"/>
+          <w:noProof/>
+          <w:lang w:eastAsia="en-IN"/>
+        </w:rPr>
+        <w:lastRenderedPageBreak/>
+        <w:drawing>
+          <wp:inline distT="0" distB="0" distL="0" distR="0" wp14:anchorId="2A5A2803" wp14:editId="2DF79196">
+            <wp:extent cx="5889107" cy="2705100"/>
+            <wp:effectExtent l="0" t="0" r="0" b="0"/>
+            <wp:docPr id="6" name="Picture 6"/>
+            <wp:cNvGraphicFramePr>
+              <a:graphicFrameLocks xmlns:a="http://schemas.openxmlformats.org/drawingml/2006/main" noChangeAspect="1"/>
+            </wp:cNvGraphicFramePr>
+            <a:graphic xmlns:a="http://schemas.openxmlformats.org/drawingml/2006/main">
+              <a:graphicData uri="http://schemas.openxmlformats.org/drawingml/2006/picture">
+                <pic:pic xmlns:pic="http://schemas.openxmlformats.org/drawingml/2006/picture">
+                  <pic:nvPicPr>
+                    <pic:cNvPr id="1" name=""/>
+                    <pic:cNvPicPr/>
+                  </pic:nvPicPr>
+                  <pic:blipFill>
+                    <a:blip r:embed="rId17"/>
+                    <a:stretch>
+                      <a:fillRect/>
+                    </a:stretch>
+                  </pic:blipFill>
+                  <pic:spPr>
+                    <a:xfrm>
+                      <a:off x="0" y="0"/>
+                      <a:ext cx="5898004" cy="2709187"/>
+                    </a:xfrm>
+                    <a:prstGeom prst="rect">
+                      <a:avLst/>
+                    </a:prstGeom>
+                  </pic:spPr>
+                </pic:pic>
+              </a:graphicData>
+            </a:graphic>
+          </wp:inline>
+        </w:drawing>
+      </w:r>
+    </w:p>
+    <w:p>
+      <w:pPr>
+        <w:rPr>
+          <w:rFonts w:ascii="Times New Roman" w:hAnsi="Times New Roman" w:cs="Times New Roman"/>
+          <w:color w:val="000000" w:themeColor="text1"/>
+        </w:rPr>
+      </w:pPr>
+    </w:p>
+    <w:p>
+      <w:pPr>
+        <w:rPr>
+          <w:rFonts w:ascii="Times New Roman" w:hAnsi="Times New Roman" w:cs="Times New Roman"/>
+          <w:color w:val="000000" w:themeColor="text1"/>
+        </w:rPr>
+      </w:pPr>
+    </w:p>
+    <w:p>
+      <w:pPr>
+        <w:rPr>
+          <w:rFonts w:ascii="Times New Roman" w:hAnsi="Times New Roman" w:cs="Times New Roman"/>
+          <w:color w:val="000000" w:themeColor="text1"/>
+        </w:rPr>
+      </w:pPr>
+      <w:r>
+        <w:rPr>
+          <w:rFonts w:ascii="Times New Roman" w:hAnsi="Times New Roman" w:cs="Times New Roman"/>
+          <w:noProof/>
+          <w:lang w:eastAsia="en-IN"/>
+        </w:rPr>
+        <w:drawing>
+          <wp:inline distT="0" distB="0" distL="0" distR="0" wp14:anchorId="45BE4A35" wp14:editId="391F9B64">
+            <wp:extent cx="5731510" cy="2513330"/>
+            <wp:effectExtent l="0" t="0" r="2540" b="1270"/>
+            <wp:docPr id="7" name="Picture 7"/>
+            <wp:cNvGraphicFramePr>
+              <a:graphicFrameLocks xmlns:a="http://schemas.openxmlformats.org/drawingml/2006/main" noChangeAspect="1"/>
+            </wp:cNvGraphicFramePr>
+            <a:graphic xmlns:a="http://schemas.openxmlformats.org/drawingml/2006/main">
+              <a:graphicData uri="http://schemas.openxmlformats.org/drawingml/2006/picture">
+                <pic:pic xmlns:pic="http://schemas.openxmlformats.org/drawingml/2006/picture">
+                  <pic:nvPicPr>
+                    <pic:cNvPr id="1" name=""/>
+                    <pic:cNvPicPr/>
+                  </pic:nvPicPr>
+                  <pic:blipFill>
+                    <a:blip r:embed="rId18"/>
+                    <a:stretch>
+                      <a:fillRect/>
+                    </a:stretch>
+                  </pic:blipFill>
+                  <pic:spPr>
+                    <a:xfrm>
+                      <a:off x="0" y="0"/>
+                      <a:ext cx="5731510" cy="2513330"/>
+                    </a:xfrm>
+                    <a:prstGeom prst="rect">
+                      <a:avLst/>
+                    </a:prstGeom>
+                  </pic:spPr>
+                </pic:pic>
+              </a:graphicData>
+            </a:graphic>
+          </wp:inline>
+        </w:drawing>
+      </w:r>
+    </w:p>
+    <w:p>
+      <w:pPr>
+        <w:rPr>
+          <w:rFonts w:ascii="Times New Roman" w:hAnsi="Times New Roman" w:cs="Times New Roman"/>
+          <w:color w:val="000000" w:themeColor="text1"/>
+        </w:rPr>
+      </w:pPr>
+      <w:r>
+        <w:rPr>
+          <w:rFonts w:ascii="Times New Roman" w:hAnsi="Times New Roman" w:cs="Times New Roman"/>
+          <w:noProof/>
+          <w:lang w:eastAsia="en-IN"/>
+        </w:rPr>
+        <w:drawing>
+          <wp:inline distT="0" distB="0" distL="0" distR="0" wp14:anchorId="097E243D" wp14:editId="25AE3372">
+            <wp:extent cx="5731510" cy="2599690"/>
+            <wp:effectExtent l="0" t="0" r="2540" b="0"/>
+            <wp:docPr id="8" name="Picture 8"/>
+            <wp:cNvGraphicFramePr>
+              <a:graphicFrameLocks xmlns:a="http://schemas.openxmlformats.org/drawingml/2006/main" noChangeAspect="1"/>
+            </wp:cNvGraphicFramePr>
+            <a:graphic xmlns:a="http://schemas.openxmlformats.org/drawingml/2006/main">
+              <a:graphicData uri="http://schemas.openxmlformats.org/drawingml/2006/picture">
+                <pic:pic xmlns:pic="http://schemas.openxmlformats.org/drawingml/2006/picture">
+                  <pic:nvPicPr>
+                    <pic:cNvPr id="1" name=""/>
+                    <pic:cNvPicPr/>
+                  </pic:nvPicPr>
+                  <pic:blipFill>
+                    <a:blip r:embed="rId19"/>
+                    <a:stretch>
+                      <a:fillRect/>
+                    </a:stretch>
+                  </pic:blipFill>
+                  <pic:spPr>
+                    <a:xfrm>
+                      <a:off x="0" y="0"/>
+                      <a:ext cx="5731510" cy="2599690"/>
+                    </a:xfrm>
+                    <a:prstGeom prst="rect">
+                      <a:avLst/>
+                    </a:prstGeom>
+                  </pic:spPr>
+                </pic:pic>
+              </a:graphicData>
+            </a:graphic>
+          </wp:inline>
+        </w:drawing>
+      </w:r>
+    </w:p>
+    <w:p>
+      <w:pPr>
+        <w:rPr>
+          <w:rFonts w:ascii="Times New Roman" w:hAnsi="Times New Roman" w:cs="Times New Roman"/>
+          <w:color w:val="000000" w:themeColor="text1"/>
+        </w:rPr>
+      </w:pPr>
+    </w:p>
+    <w:p>
+      <w:pPr>
+        <w:rPr>
+          <w:rFonts w:ascii="Times New Roman" w:hAnsi="Times New Roman" w:cs="Times New Roman"/>
+          <w:color w:val="000000" w:themeColor="text1"/>
+        </w:rPr>
+      </w:pPr>
+      <w:r>
+        <w:rPr>
+          <w:rFonts w:ascii="Times New Roman" w:hAnsi="Times New Roman" w:cs="Times New Roman"/>
+          <w:noProof/>
+          <w:lang w:eastAsia="en-IN"/>
+        </w:rPr>
+        <w:drawing>
+          <wp:inline distT="0" distB="0" distL="0" distR="0" wp14:anchorId="7124CD3F" wp14:editId="459580B5">
+            <wp:extent cx="5731510" cy="2626995"/>
+            <wp:effectExtent l="0" t="0" r="2540" b="1905"/>
+            <wp:docPr id="10" name="Picture 10"/>
+            <wp:cNvGraphicFramePr>
+              <a:graphicFrameLocks xmlns:a="http://schemas.openxmlformats.org/drawingml/2006/main" noChangeAspect="1"/>
+            </wp:cNvGraphicFramePr>
+            <a:graphic xmlns:a="http://schemas.openxmlformats.org/drawingml/2006/main">
+              <a:graphicData uri="http://schemas.openxmlformats.org/drawingml/2006/picture">
+                <pic:pic xmlns:pic="http://schemas.openxmlformats.org/drawingml/2006/picture">
+                  <pic:nvPicPr>
+                    <pic:cNvPr id="1" name=""/>
+                    <pic:cNvPicPr/>
+                  </pic:nvPicPr>
+                  <pic:blipFill>
+                    <a:blip r:embed="rId20"/>
+                    <a:stretch>
+                      <a:fillRect/>
+                    </a:stretch>
+                  </pic:blipFill>
+                  <pic:spPr>
+                    <a:xfrm>
+                      <a:off x="0" y="0"/>
+                      <a:ext cx="5731510" cy="2626995"/>
+                    </a:xfrm>
+                    <a:prstGeom prst="rect">
+                      <a:avLst/>
+                    </a:prstGeom>
+                  </pic:spPr>
+                </pic:pic>
+              </a:graphicData>
+            </a:graphic>
+          </wp:inline>
+        </w:drawing>
+      </w:r>
+    </w:p>
+    <w:p>
+      <w:pPr>
+        <w:rPr>
+          <w:rFonts w:ascii="Times New Roman" w:hAnsi="Times New Roman" w:cs="Times New Roman"/>
+          <w:color w:val="000000" w:themeColor="text1"/>
+        </w:rPr>
+      </w:pPr>
+      <w:r>
+        <w:rPr>
+          <w:rFonts w:ascii="Times New Roman" w:hAnsi="Times New Roman" w:cs="Times New Roman"/>
+          <w:noProof/>
+          <w:lang w:eastAsia="en-IN"/>
+        </w:rPr>
+        <w:drawing>
+          <wp:inline distT="0" distB="0" distL="0" distR="0" wp14:anchorId="4FD44F8B" wp14:editId="4F9FF86B">
+            <wp:extent cx="5731510" cy="2552065"/>
+            <wp:effectExtent l="0" t="0" r="2540" b="635"/>
+            <wp:docPr id="9" name="Picture 9"/>
+            <wp:cNvGraphicFramePr>
+              <a:graphicFrameLocks xmlns:a="http://schemas.openxmlformats.org/drawingml/2006/main" noChangeAspect="1"/>
+            </wp:cNvGraphicFramePr>
+            <a:graphic xmlns:a="http://schemas.openxmlformats.org/drawingml/2006/main">
+              <a:graphicData uri="http://schemas.openxmlformats.org/drawingml/2006/picture">
+                <pic:pic xmlns:pic="http://schemas.openxmlformats.org/drawingml/2006/picture">
+                  <pic:nvPicPr>
+                    <pic:cNvPr id="1" name=""/>
+                    <pic:cNvPicPr/>
+                  </pic:nvPicPr>
+                  <pic:blipFill>
+                    <a:blip r:embed="rId21"/>
+                    <a:stretch>
+                      <a:fillRect/>
+                    </a:stretch>
+                  </pic:blipFill>
+                  <pic:spPr>
+                    <a:xfrm>
+                      <a:off x="0" y="0"/>
+                      <a:ext cx="5731510" cy="2552065"/>
+                    </a:xfrm>
+                    <a:prstGeom prst="rect">
+                      <a:avLst/>
+                    </a:prstGeom>
+                  </pic:spPr>
+                </pic:pic>
+              </a:graphicData>
+            </a:graphic>
+          </wp:inline>
+        </w:drawing>
+      </w:r>
+    </w:p>
+    <w:p>
+      <w:pPr>
+        <w:rPr>
+          <w:rFonts w:ascii="Times New Roman" w:hAnsi="Times New Roman" w:cs="Times New Roman"/>
+          <w:color w:val="000000" w:themeColor="text1"/>
+        </w:rPr>
+      </w:pPr>
+      <w:r>
+        <w:rPr>
+          <w:rFonts w:ascii="Times New Roman" w:hAnsi="Times New Roman" w:cs="Times New Roman"/>
+          <w:color w:val="000000" w:themeColor="text1"/>
+        </w:rPr>
+        <w:br w:type="page"/>
+      </w:r>
+    </w:p>
+    <w:p>
+      <w:pPr>
+        <w:rPr>
+          <w:rFonts w:ascii="Times New Roman" w:hAnsi="Times New Roman" w:cs="Times New Roman"/>
+          <w:color w:val="000000" w:themeColor="text1"/>
+        </w:rPr>
+      </w:pPr>
+      <w:r>
+        <w:rPr>
+          <w:rFonts w:ascii="Times New Roman" w:hAnsi="Times New Roman" w:cs="Times New Roman"/>
+          <w:color w:val="000000" w:themeColor="text1"/>
+        </w:rPr>
+        <w:lastRenderedPageBreak/>
+        <w:t>ADMIN Dashboard</w:t>
+      </w:r>
+    </w:p>
+    <w:p>
+      <w:pPr>
+        <w:rPr>
+          <w:rFonts w:ascii="Times New Roman" w:hAnsi="Times New Roman" w:cs="Times New Roman"/>
+          <w:color w:val="000000" w:themeColor="text1"/>
+        </w:rPr>
+      </w:pPr>
+      <w:r>
+        <w:rPr>
+          <w:rFonts w:ascii="Times New Roman" w:hAnsi="Times New Roman" w:cs="Times New Roman"/>
+          <w:noProof/>
+          <w:lang w:eastAsia="en-IN"/>
+        </w:rPr>
+        <w:drawing>
+          <wp:inline distT="0" distB="0" distL="0" distR="0" wp14:anchorId="3332637F" wp14:editId="4552E270">
+            <wp:extent cx="5731510" cy="2588260"/>
+            <wp:effectExtent l="0" t="0" r="2540" b="2540"/>
+            <wp:docPr id="11" name="Picture 11"/>
+            <wp:cNvGraphicFramePr>
+              <a:graphicFrameLocks xmlns:a="http://schemas.openxmlformats.org/drawingml/2006/main" noChangeAspect="1"/>
+            </wp:cNvGraphicFramePr>
+            <a:graphic xmlns:a="http://schemas.openxmlformats.org/drawingml/2006/main">
+              <a:graphicData uri="http://schemas.openxmlformats.org/drawingml/2006/picture">
+                <pic:pic xmlns:pic="http://schemas.openxmlformats.org/drawingml/2006/picture">
+                  <pic:nvPicPr>
+                    <pic:cNvPr id="1" name=""/>
+                    <pic:cNvPicPr/>
+                  </pic:nvPicPr>
+                  <pic:blipFill>
+                    <a:blip r:embed="rId22"/>
+                    <a:stretch>
+                      <a:fillRect/>
+                    </a:stretch>
+                  </pic:blipFill>
+                  <pic:spPr>
+                    <a:xfrm>
+                      <a:off x="0" y="0"/>
+                      <a:ext cx="5731510" cy="2588260"/>
+                    </a:xfrm>
+                    <a:prstGeom prst="rect">
+                      <a:avLst/>
+                    </a:prstGeom>
+                  </pic:spPr>
+                </pic:pic>
+              </a:graphicData>
+            </a:graphic>
+          </wp:inline>
+        </w:drawing>
+      </w:r>
+    </w:p>
+    <w:p>
+      <w:pPr>
+        <w:rPr>
+          <w:rFonts w:ascii="Times New Roman" w:hAnsi="Times New Roman" w:cs="Times New Roman"/>
+          <w:color w:val="000000" w:themeColor="text1"/>
+        </w:rPr>
+      </w:pPr>
+    </w:p>
+    <w:p>
+      <w:pPr>
+        <w:rPr>
+          <w:rFonts w:ascii="Times New Roman" w:hAnsi="Times New Roman" w:cs="Times New Roman"/>
+          <w:color w:val="000000" w:themeColor="text1"/>
+        </w:rPr>
+      </w:pPr>
+    </w:p>
+    <w:p>
+      <w:pPr>
+        <w:rPr>
+          <w:rFonts w:ascii="Times New Roman" w:hAnsi="Times New Roman" w:cs="Times New Roman"/>
+          <w:color w:val="000000" w:themeColor="text1"/>
+        </w:rPr>
+      </w:pPr>
+      <w:r>
+        <w:rPr>
+          <w:rFonts w:ascii="Times New Roman" w:hAnsi="Times New Roman" w:cs="Times New Roman"/>
+          <w:noProof/>
+          <w:lang w:eastAsia="en-IN"/>
+        </w:rPr>
+        <w:drawing>
+          <wp:inline distT="0" distB="0" distL="0" distR="0" wp14:anchorId="4074CBC6" wp14:editId="4F6836A3">
+            <wp:extent cx="5731510" cy="2613660"/>
+            <wp:effectExtent l="0" t="0" r="2540" b="0"/>
+            <wp:docPr id="12" name="Picture 12"/>
+            <wp:cNvGraphicFramePr>
+              <a:graphicFrameLocks xmlns:a="http://schemas.openxmlformats.org/drawingml/2006/main" noChangeAspect="1"/>
+            </wp:cNvGraphicFramePr>
+            <a:graphic xmlns:a="http://schemas.openxmlformats.org/drawingml/2006/main">
+              <a:graphicData uri="http://schemas.openxmlformats.org/drawingml/2006/picture">
+                <pic:pic xmlns:pic="http://schemas.openxmlformats.org/drawingml/2006/picture">
+                  <pic:nvPicPr>
+                    <pic:cNvPr id="1" name=""/>
+                    <pic:cNvPicPr/>
+                  </pic:nvPicPr>
+                  <pic:blipFill>
+                    <a:blip r:embed="rId23"/>
+                    <a:stretch>
+                      <a:fillRect/>
+                    </a:stretch>
+                  </pic:blipFill>
+                  <pic:spPr>
+                    <a:xfrm>
+                      <a:off x="0" y="0"/>
+                      <a:ext cx="5731510" cy="2613660"/>
+                    </a:xfrm>
+                    <a:prstGeom prst="rect">
+                      <a:avLst/>
+                    </a:prstGeom>
+                  </pic:spPr>
+                </pic:pic>
+              </a:graphicData>
+            </a:graphic>
+          </wp:inline>
+        </w:drawing>
+      </w:r>
+    </w:p>
+    <w:p>
+      <w:pPr>
+        <w:rPr>
+          <w:rFonts w:ascii="Times New Roman" w:hAnsi="Times New Roman" w:cs="Times New Roman"/>
+          <w:color w:val="000000" w:themeColor="text1"/>
+        </w:rPr>
+      </w:pPr>
+      <w:r>
+        <w:rPr>
+          <w:rFonts w:ascii="Times New Roman" w:hAnsi="Times New Roman" w:cs="Times New Roman"/>
+          <w:noProof/>
+          <w:lang w:eastAsia="en-IN"/>
+        </w:rPr>
+        <w:lastRenderedPageBreak/>
+        <w:drawing>
+          <wp:inline distT="0" distB="0" distL="0" distR="0" wp14:anchorId="721C49AE" wp14:editId="21B6BA1B">
+            <wp:extent cx="5731510" cy="2619375"/>
+            <wp:effectExtent l="0" t="0" r="2540" b="9525"/>
+            <wp:docPr id="13" name="Picture 13"/>
+            <wp:cNvGraphicFramePr>
+              <a:graphicFrameLocks xmlns:a="http://schemas.openxmlformats.org/drawingml/2006/main" noChangeAspect="1"/>
+            </wp:cNvGraphicFramePr>
+            <a:graphic xmlns:a="http://schemas.openxmlformats.org/drawingml/2006/main">
+              <a:graphicData uri="http://schemas.openxmlformats.org/drawingml/2006/picture">
+                <pic:pic xmlns:pic="http://schemas.openxmlformats.org/drawingml/2006/picture">
+                  <pic:nvPicPr>
+                    <pic:cNvPr id="1" name=""/>
+                    <pic:cNvPicPr/>
+                  </pic:nvPicPr>
+                  <pic:blipFill>
+                    <a:blip r:embed="rId24"/>
+                    <a:stretch>
+                      <a:fillRect/>
+                    </a:stretch>
+                  </pic:blipFill>
+                  <pic:spPr>
+                    <a:xfrm>
+                      <a:off x="0" y="0"/>
+                      <a:ext cx="5731510" cy="2619375"/>
+                    </a:xfrm>
+                    <a:prstGeom prst="rect">
+                      <a:avLst/>
+                    </a:prstGeom>
+                  </pic:spPr>
+                </pic:pic>
+              </a:graphicData>
+            </a:graphic>
+          </wp:inline>
+        </w:drawing>
+      </w:r>
+    </w:p>
+    <w:p>
+      <w:pPr>
+        <w:rPr>
+          <w:rFonts w:ascii="Times New Roman" w:hAnsi="Times New Roman" w:cs="Times New Roman"/>
+          <w:color w:val="000000" w:themeColor="text1"/>
+        </w:rPr>
+      </w:pPr>
+    </w:p>
+    <w:p>
+      <w:pPr>
+        <w:rPr>
+          <w:rFonts w:ascii="Times New Roman" w:hAnsi="Times New Roman" w:cs="Times New Roman"/>
+          <w:color w:val="000000" w:themeColor="text1"/>
+        </w:rPr>
+      </w:pPr>
+      <w:r>
+        <w:rPr>
+          <w:rFonts w:ascii="Times New Roman" w:hAnsi="Times New Roman" w:cs="Times New Roman"/>
+          <w:noProof/>
+          <w:lang w:eastAsia="en-IN"/>
+        </w:rPr>
+        <w:drawing>
+          <wp:inline distT="0" distB="0" distL="0" distR="0" wp14:anchorId="4964F340" wp14:editId="04117B05">
+            <wp:extent cx="5731510" cy="2707005"/>
+            <wp:effectExtent l="0" t="0" r="2540" b="0"/>
+            <wp:docPr id="14" name="Picture 14"/>
+            <wp:cNvGraphicFramePr>
+              <a:graphicFrameLocks xmlns:a="http://schemas.openxmlformats.org/drawingml/2006/main" noChangeAspect="1"/>
+            </wp:cNvGraphicFramePr>
+            <a:graphic xmlns:a="http://schemas.openxmlformats.org/drawingml/2006/main">
+              <a:graphicData uri="http://schemas.openxmlformats.org/drawingml/2006/picture">
+                <pic:pic xmlns:pic="http://schemas.openxmlformats.org/drawingml/2006/picture">
+                  <pic:nvPicPr>
+                    <pic:cNvPr id="1" name=""/>
+                    <pic:cNvPicPr/>
+                  </pic:nvPicPr>
+                  <pic:blipFill>
+                    <a:blip r:embed="rId25"/>
+                    <a:stretch>
+                      <a:fillRect/>
+                    </a:stretch>
+                  </pic:blipFill>
+                  <pic:spPr>
+                    <a:xfrm>
+                      <a:off x="0" y="0"/>
+                      <a:ext cx="5731510" cy="2707005"/>
+                    </a:xfrm>
+                    <a:prstGeom prst="rect">
+                      <a:avLst/>
+                    </a:prstGeom>
+                  </pic:spPr>
+                </pic:pic>
+              </a:graphicData>
+            </a:graphic>
+          </wp:inline>
+        </w:drawing>
+      </w:r>
+    </w:p>
+    <w:p>
+      <w:pPr>
+        <w:rPr>
+          <w:rFonts w:ascii="Times New Roman" w:hAnsi="Times New Roman" w:cs="Times New Roman"/>
+          <w:color w:val="000000" w:themeColor="text1"/>
+        </w:rPr>
+      </w:pPr>
+    </w:p>
+    <w:p>
+      <w:pPr>
+        <w:rPr>
+          <w:rFonts w:ascii="Times New Roman" w:hAnsi="Times New Roman" w:cs="Times New Roman"/>
+          <w:color w:val="000000" w:themeColor="text1"/>
+        </w:rPr>
+      </w:pPr>
+    </w:p>
+    <w:p>
+      <w:pPr>
+        <w:rPr>
+          <w:rFonts w:ascii="Times New Roman" w:hAnsi="Times New Roman" w:cs="Times New Roman"/>
+          <w:color w:val="000000" w:themeColor="text1"/>
+        </w:rPr>
+      </w:pPr>
+      <w:r>
+        <w:rPr>
+          <w:rFonts w:ascii="Times New Roman" w:hAnsi="Times New Roman" w:cs="Times New Roman"/>
+          <w:noProof/>
+          <w:lang w:eastAsia="en-IN"/>
+        </w:rPr>
+        <w:lastRenderedPageBreak/>
+        <w:drawing>
+          <wp:inline distT="0" distB="0" distL="0" distR="0" wp14:anchorId="720D6E3E" wp14:editId="3E0A0B83">
+            <wp:extent cx="5731510" cy="2801620"/>
+            <wp:effectExtent l="0" t="0" r="2540" b="0"/>
+            <wp:docPr id="15" name="Picture 15"/>
+            <wp:cNvGraphicFramePr>
+              <a:graphicFrameLocks xmlns:a="http://schemas.openxmlformats.org/drawingml/2006/main" noChangeAspect="1"/>
+            </wp:cNvGraphicFramePr>
+            <a:graphic xmlns:a="http://schemas.openxmlformats.org/drawingml/2006/main">
+              <a:graphicData uri="http://schemas.openxmlformats.org/drawingml/2006/picture">
+                <pic:pic xmlns:pic="http://schemas.openxmlformats.org/drawingml/2006/picture">
+                  <pic:nvPicPr>
+                    <pic:cNvPr id="1" name=""/>
+                    <pic:cNvPicPr/>
+                  </pic:nvPicPr>
+                  <pic:blipFill>
+                    <a:blip r:embed="rId26"/>
+                    <a:stretch>
+                      <a:fillRect/>
+                    </a:stretch>
+                  </pic:blipFill>
+                  <pic:spPr>
+                    <a:xfrm>
+                      <a:off x="0" y="0"/>
+                      <a:ext cx="5731510" cy="2801620"/>
+                    </a:xfrm>
+                    <a:prstGeom prst="rect">
+                      <a:avLst/>
+                    </a:prstGeom>
+                  </pic:spPr>
+                </pic:pic>
+              </a:graphicData>
+            </a:graphic>
+          </wp:inline>
+        </w:drawing>
+      </w:r>
+    </w:p>
+    <w:p>
+      <w:pPr>
+        <w:rPr>
+          <w:rFonts w:ascii="Times New Roman" w:hAnsi="Times New Roman" w:cs="Times New Roman"/>
+          <w:color w:val="000000" w:themeColor="text1"/>
+        </w:rPr>
+      </w:pPr>
+    </w:p>
+    <w:p>
+      <w:pPr>
+        <w:rPr>
+          <w:rFonts w:ascii="Times New Roman" w:hAnsi="Times New Roman" w:cs="Times New Roman"/>
+          <w:color w:val="000000" w:themeColor="text1"/>
+        </w:rPr>
+      </w:pPr>
+    </w:p>
+    <w:p>
+      <w:pPr>
+        <w:rPr>
+          <w:rFonts w:ascii="Times New Roman" w:hAnsi="Times New Roman" w:cs="Times New Roman"/>
+          <w:color w:val="000000" w:themeColor="text1"/>
+        </w:rPr>
+      </w:pPr>
+      <w:r>
+        <w:rPr>
+          <w:rFonts w:ascii="Times New Roman" w:hAnsi="Times New Roman" w:cs="Times New Roman"/>
+          <w:noProof/>
+          <w:lang w:eastAsia="en-IN"/>
+        </w:rPr>
+        <w:drawing>
+          <wp:inline distT="0" distB="0" distL="0" distR="0" wp14:anchorId="12090D7A" wp14:editId="2FDAD25C">
+            <wp:extent cx="5731510" cy="2553970"/>
+            <wp:effectExtent l="0" t="0" r="2540" b="0"/>
+            <wp:docPr id="16" name="Picture 16"/>
+            <wp:cNvGraphicFramePr>
+              <a:graphicFrameLocks xmlns:a="http://schemas.openxmlformats.org/drawingml/2006/main" noChangeAspect="1"/>
+            </wp:cNvGraphicFramePr>
+            <a:graphic xmlns:a="http://schemas.openxmlformats.org/drawingml/2006/main">
+              <a:graphicData uri="http://schemas.openxmlformats.org/drawingml/2006/picture">
+                <pic:pic xmlns:pic="http://schemas.openxmlformats.org/drawingml/2006/picture">
+                  <pic:nvPicPr>
+                    <pic:cNvPr id="1" name=""/>
+                    <pic:cNvPicPr/>
+                  </pic:nvPicPr>
+                  <pic:blipFill>
+                    <a:blip r:embed="rId27"/>
+                    <a:stretch>
+                      <a:fillRect/>
+                    </a:stretch>
+                  </pic:blipFill>
+                  <pic:spPr>
+                    <a:xfrm>
+                      <a:off x="0" y="0"/>
+                      <a:ext cx="5731510" cy="2553970"/>
+                    </a:xfrm>
+                    <a:prstGeom prst="rect">
+                      <a:avLst/>
+                    </a:prstGeom>
+                  </pic:spPr>
+                </pic:pic>
+              </a:graphicData>
+            </a:graphic>
+          </wp:inline>
+        </w:drawing>
+      </w:r>
+    </w:p>
+    <w:p>
+      <w:pPr>
+        <w:rPr>
+          <w:rFonts w:ascii="Times New Roman" w:hAnsi="Times New Roman" w:cs="Times New Roman"/>
+          <w:color w:val="000000" w:themeColor="text1"/>
+        </w:rPr>
+      </w:pPr>
+    </w:p>
+    <w:p>
+      <w:pPr>
+        <w:rPr>
+          <w:rFonts w:ascii="Times New Roman" w:hAnsi="Times New Roman" w:cs="Times New Roman"/>
+          <w:color w:val="000000" w:themeColor="text1"/>
+        </w:rPr>
+      </w:pPr>
+      <w:r>
+        <w:rPr>
+          <w:rFonts w:ascii="Times New Roman" w:hAnsi="Times New Roman" w:cs="Times New Roman"/>
+          <w:color w:val="000000" w:themeColor="text1"/>
+        </w:rPr>
+        <w:br w:type="page"/>
+      </w:r>
+    </w:p>
+    <w:p>
+      <w:pPr>
+        <w:rPr>
+          <w:rFonts w:ascii="Times New Roman" w:hAnsi="Times New Roman" w:cs="Times New Roman"/>
+          <w:color w:val="000000" w:themeColor="text1"/>
+        </w:rPr>
+      </w:pPr>
+      <w:r>
+        <w:rPr>
+          <w:rFonts w:ascii="Times New Roman" w:hAnsi="Times New Roman" w:cs="Times New Roman"/>
+          <w:color w:val="000000" w:themeColor="text1"/>
+        </w:rPr>
+        <w:lastRenderedPageBreak/>
+        <w:t>DATABASE – SQL</w:t>
+      </w:r>
+    </w:p>
+    <w:p>
+      <w:pPr>
+        <w:rPr>
+          <w:rFonts w:ascii="Times New Roman" w:hAnsi="Times New Roman" w:cs="Times New Roman"/>
+          <w:color w:val="000000" w:themeColor="text1"/>
+        </w:rPr>
+      </w:pPr>
+      <w:r>
+        <w:rPr>
+          <w:rFonts w:ascii="Times New Roman" w:hAnsi="Times New Roman" w:cs="Times New Roman"/>
+          <w:noProof/>
+          <w:lang w:eastAsia="en-IN"/>
+        </w:rPr>
+        <w:drawing>
+          <wp:inline distT="0" distB="0" distL="0" distR="0" wp14:anchorId="77744556" wp14:editId="75F6DD16">
+            <wp:extent cx="5731510" cy="3049905"/>
+            <wp:effectExtent l="0" t="0" r="2540" b="0"/>
+            <wp:docPr id="17" name="Picture 17"/>
+            <wp:cNvGraphicFramePr>
+              <a:graphicFrameLocks xmlns:a="http://schemas.openxmlformats.org/drawingml/2006/main" noChangeAspect="1"/>
+            </wp:cNvGraphicFramePr>
+            <a:graphic xmlns:a="http://schemas.openxmlformats.org/drawingml/2006/main">
+              <a:graphicData uri="http://schemas.openxmlformats.org/drawingml/2006/picture">
+                <pic:pic xmlns:pic="http://schemas.openxmlformats.org/drawingml/2006/picture">
+                  <pic:nvPicPr>
+                    <pic:cNvPr id="1" name=""/>
+                    <pic:cNvPicPr/>
+                  </pic:nvPicPr>
+                  <pic:blipFill>
+                    <a:blip r:embed="rId28"/>
+                    <a:stretch>
+                      <a:fillRect/>
+                    </a:stretch>
+                  </pic:blipFill>
+                  <pic:spPr>
+                    <a:xfrm>
+                      <a:off x="0" y="0"/>
+                      <a:ext cx="5731510" cy="3049905"/>
+                    </a:xfrm>
+                    <a:prstGeom prst="rect">
+                      <a:avLst/>
+                    </a:prstGeom>
+                  </pic:spPr>
+                </pic:pic>
+              </a:graphicData>
+            </a:graphic>
+          </wp:inline>
+        </w:drawing>
+      </w:r>
+    </w:p>
+    <w:p>
+      <w:pPr>
+        <w:rPr>
+          <w:rFonts w:ascii="Times New Roman" w:hAnsi="Times New Roman" w:cs="Times New Roman"/>
+          <w:color w:val="000000" w:themeColor="text1"/>
+        </w:rPr>
+      </w:pPr>
+    </w:p>
+    <w:p>
+      <w:pPr>
+        <w:rPr>
+          <w:rFonts w:ascii="Times New Roman" w:hAnsi="Times New Roman" w:cs="Times New Roman"/>
+          <w:color w:val="000000" w:themeColor="text1"/>
+        </w:rPr>
+      </w:pPr>
+      <w:r>
+        <w:rPr>
+          <w:rFonts w:ascii="Times New Roman" w:hAnsi="Times New Roman" w:cs="Times New Roman"/>
+          <w:noProof/>
+          <w:lang w:eastAsia="en-IN"/>
+        </w:rPr>
+        <w:drawing>
+          <wp:inline distT="0" distB="0" distL="0" distR="0" wp14:anchorId="2B812408" wp14:editId="48CBF7B8">
+            <wp:extent cx="5731510" cy="3039110"/>
+            <wp:effectExtent l="0" t="0" r="2540" b="8890"/>
+            <wp:docPr id="18" name="Picture 18"/>
+            <wp:cNvGraphicFramePr>
+              <a:graphicFrameLocks xmlns:a="http://schemas.openxmlformats.org/drawingml/2006/main" noChangeAspect="1"/>
+            </wp:cNvGraphicFramePr>
+            <a:graphic xmlns:a="http://schemas.openxmlformats.org/drawingml/2006/main">
+              <a:graphicData uri="http://schemas.openxmlformats.org/drawingml/2006/picture">
+                <pic:pic xmlns:pic="http://schemas.openxmlformats.org/drawingml/2006/picture">
+                  <pic:nvPicPr>
+                    <pic:cNvPr id="1" name=""/>
+                    <pic:cNvPicPr/>
+                  </pic:nvPicPr>
+                  <pic:blipFill>
+                    <a:blip r:embed="rId29"/>
+                    <a:stretch>
+                      <a:fillRect/>
+                    </a:stretch>
+                  </pic:blipFill>
+                  <pic:spPr>
+                    <a:xfrm>
+                      <a:off x="0" y="0"/>
+                      <a:ext cx="5731510" cy="3039110"/>
+                    </a:xfrm>
+                    <a:prstGeom prst="rect">
+                      <a:avLst/>
+                    </a:prstGeom>
+                  </pic:spPr>
+                </pic:pic>
+              </a:graphicData>
+            </a:graphic>
+          </wp:inline>
+        </w:drawing>
+      </w:r>
+    </w:p>
+    <w:p>
+      <w:pPr>
+        <w:rPr>
+          <w:rFonts w:ascii="Times New Roman" w:hAnsi="Times New Roman" w:cs="Times New Roman"/>
+          <w:color w:val="000000" w:themeColor="text1"/>
+        </w:rPr>
+      </w:pPr>
+    </w:p>
+    <w:p>
+      <w:pPr>
+        <w:rPr>
+          <w:rFonts w:ascii="Times New Roman" w:hAnsi="Times New Roman" w:cs="Times New Roman"/>
+          <w:color w:val="000000" w:themeColor="text1"/>
+        </w:rPr>
+      </w:pPr>
+      <w:r>
+        <w:rPr>
+          <w:rFonts w:ascii="Times New Roman" w:hAnsi="Times New Roman" w:cs="Times New Roman"/>
+          <w:noProof/>
+          <w:lang w:eastAsia="en-IN"/>
+        </w:rPr>
+        <w:lastRenderedPageBreak/>
+        <w:drawing>
+          <wp:inline distT="0" distB="0" distL="0" distR="0" wp14:anchorId="346EDC90" wp14:editId="19C4FBFD">
+            <wp:extent cx="5731510" cy="3062605"/>
+            <wp:effectExtent l="0" t="0" r="2540" b="4445"/>
+            <wp:docPr id="19" name="Picture 19"/>
+            <wp:cNvGraphicFramePr>
+              <a:graphicFrameLocks xmlns:a="http://schemas.openxmlformats.org/drawingml/2006/main" noChangeAspect="1"/>
+            </wp:cNvGraphicFramePr>
+            <a:graphic xmlns:a="http://schemas.openxmlformats.org/drawingml/2006/main">
+              <a:graphicData uri="http://schemas.openxmlformats.org/drawingml/2006/picture">
+                <pic:pic xmlns:pic="http://schemas.openxmlformats.org/drawingml/2006/picture">
+                  <pic:nvPicPr>
+                    <pic:cNvPr id="1" name=""/>
+                    <pic:cNvPicPr/>
+                  </pic:nvPicPr>
+                  <pic:blipFill>
+                    <a:blip r:embed="rId30"/>
+                    <a:stretch>
+                      <a:fillRect/>
+                    </a:stretch>
+                  </pic:blipFill>
+                  <pic:spPr>
+                    <a:xfrm>
+                      <a:off x="0" y="0"/>
+                      <a:ext cx="5731510" cy="3062605"/>
+                    </a:xfrm>
+                    <a:prstGeom prst="rect">
+                      <a:avLst/>
+                    </a:prstGeom>
+                  </pic:spPr>
+                </pic:pic>
+              </a:graphicData>
+            </a:graphic>
+          </wp:inline>
+        </w:drawing>
+      </w:r>
+    </w:p>
+    <w:p>
+      <w:pPr>
+        <w:rPr>
+          <w:rFonts w:ascii="Times New Roman" w:hAnsi="Times New Roman" w:cs="Times New Roman"/>
+          <w:color w:val="000000" w:themeColor="text1"/>
+        </w:rPr>
+      </w:pPr>
+    </w:p>
+    <w:p>
+      <w:pPr>
+        <w:rPr>
+          <w:rFonts w:ascii="Times New Roman" w:hAnsi="Times New Roman" w:cs="Times New Roman"/>
+          <w:color w:val="000000" w:themeColor="text1"/>
+        </w:rPr>
+      </w:pPr>
+      <w:r>
+        <w:rPr>
+          <w:rFonts w:ascii="Times New Roman" w:hAnsi="Times New Roman" w:cs="Times New Roman"/>
+          <w:noProof/>
+          <w:lang w:eastAsia="en-IN"/>
+        </w:rPr>
+        <w:drawing>
+          <wp:inline distT="0" distB="0" distL="0" distR="0" wp14:anchorId="41A26C1A" wp14:editId="311D2746">
+            <wp:extent cx="5731510" cy="3000375"/>
+            <wp:effectExtent l="0" t="0" r="2540" b="9525"/>
+            <wp:docPr id="20" name="Picture 20"/>
+            <wp:cNvGraphicFramePr>
+              <a:graphicFrameLocks xmlns:a="http://schemas.openxmlformats.org/drawingml/2006/main" noChangeAspect="1"/>
+            </wp:cNvGraphicFramePr>
+            <a:graphic xmlns:a="http://schemas.openxmlformats.org/drawingml/2006/main">
+              <a:graphicData uri="http://schemas.openxmlformats.org/drawingml/2006/picture">
+                <pic:pic xmlns:pic="http://schemas.openxmlformats.org/drawingml/2006/picture">
+                  <pic:nvPicPr>
+                    <pic:cNvPr id="1" name=""/>
+                    <pic:cNvPicPr/>
+                  </pic:nvPicPr>
+                  <pic:blipFill>
+                    <a:blip r:embed="rId31"/>
+                    <a:stretch>
+                      <a:fillRect/>
+                    </a:stretch>
+                  </pic:blipFill>
+                  <pic:spPr>
+                    <a:xfrm>
+                      <a:off x="0" y="0"/>
+                      <a:ext cx="5731510" cy="3000375"/>
+                    </a:xfrm>
+                    <a:prstGeom prst="rect">
+                      <a:avLst/>
+                    </a:prstGeom>
+                  </pic:spPr>
+                </pic:pic>
+              </a:graphicData>
+            </a:graphic>
+          </wp:inline>
+        </w:drawing>
+      </w:r>
+    </w:p>
+    <w:p>
+      <w:pPr>
+        <w:rPr>
+          <w:rFonts w:ascii="Times New Roman" w:hAnsi="Times New Roman" w:cs="Times New Roman"/>
+          <w:color w:val="000000" w:themeColor="text1"/>
+        </w:rPr>
+      </w:pPr>
+      <w:r>
+        <w:rPr>
+          <w:rFonts w:ascii="Times New Roman" w:hAnsi="Times New Roman" w:cs="Times New Roman"/>
+          <w:color w:val="000000" w:themeColor="text1"/>
+        </w:rPr>
+        <w:br w:type="page"/>
+      </w:r>
+    </w:p>
+    <w:p>
+      <w:pPr>
+        <w:rPr>
+          <w:rFonts w:ascii="Times New Roman" w:hAnsi="Times New Roman" w:cs="Times New Roman"/>
+          <w:color w:val="000000" w:themeColor="text1"/>
+        </w:rPr>
+      </w:pPr>
+    </w:p>
+    <w:p>
+      <w:pPr>
         <w:jc w:val="center"/>
         <w:rPr>
           <w:rFonts w:ascii="Times New Roman" w:hAnsi="Times New Roman" w:cs="Times New Roman"/>
@@ -11317,259 +12592,481 @@
     </w:p>
     <w:p>
       <w:pPr>
+        <w:pStyle w:val="NormalWeb"/>
+        <w:jc w:val="both"/>
+      </w:pPr>
+      <w:r>
+        <w:t xml:space="preserve">[1] Oracle Corporation, “Java Documentation,” [Online]. Available: </w:t>
+      </w:r>
+      <w:hyperlink r:id="rId32" w:history="1">
+        <w:r>
+          <w:rPr>
+            <w:rStyle w:val="Hyperlink"/>
+          </w:rPr>
+          <w:t>https://docs.oracle.com/javase/</w:t>
+        </w:r>
+      </w:hyperlink>
+      <w:r>
+        <w:t>. [Accessed: Apr. 2026].</w:t>
+      </w:r>
+    </w:p>
+    <w:p>
+      <w:pPr>
+        <w:pStyle w:val="NormalWeb"/>
+        <w:jc w:val="both"/>
+      </w:pPr>
+      <w:r>
+        <w:t xml:space="preserve">[2] Pivotal Software, “Spring Boot Documentation,” [Online]. Available: </w:t>
+      </w:r>
+      <w:hyperlink r:id="rId33" w:history="1">
+        <w:r>
+          <w:rPr>
+            <w:rStyle w:val="Hyperlink"/>
+          </w:rPr>
+          <w:t>https://spring.io/projects/spring-boot</w:t>
+        </w:r>
+      </w:hyperlink>
+      <w:r>
+        <w:t>. [Accessed: Apr. 2026].</w:t>
+      </w:r>
+    </w:p>
+    <w:p>
+      <w:pPr>
+        <w:pStyle w:val="NormalWeb"/>
+        <w:jc w:val="both"/>
+      </w:pPr>
+      <w:r>
+        <w:t xml:space="preserve">[3] Spring, “Spring Data JPA Reference Documentation,” [Online]. Available: </w:t>
+      </w:r>
+      <w:hyperlink r:id="rId34" w:history="1">
+        <w:r>
+          <w:rPr>
+            <w:rStyle w:val="Hyperlink"/>
+          </w:rPr>
+          <w:t>https://docs.spring.io/spring-data/jpa/docs/current/reference/html/</w:t>
+        </w:r>
+      </w:hyperlink>
+      <w:r>
+        <w:t>. [Accessed: Apr. 2026].</w:t>
+      </w:r>
+    </w:p>
+    <w:p>
+      <w:pPr>
+        <w:pStyle w:val="NormalWeb"/>
+        <w:jc w:val="both"/>
+      </w:pPr>
+      <w:r>
+        <w:t xml:space="preserve">[4] Oracle Corporation, “MySQL Documentation,” [Online]. Available: </w:t>
+      </w:r>
+      <w:hyperlink r:id="rId35" w:history="1">
+        <w:r>
+          <w:rPr>
+            <w:rStyle w:val="Hyperlink"/>
+          </w:rPr>
+          <w:t>https://dev.mysql.com/doc/</w:t>
+        </w:r>
+      </w:hyperlink>
+      <w:r>
+        <w:t>. [Accessed: Apr. 2026].</w:t>
+      </w:r>
+    </w:p>
+    <w:p>
+      <w:pPr>
+        <w:pStyle w:val="NormalWeb"/>
+        <w:jc w:val="both"/>
+      </w:pPr>
+      <w:r>
+        <w:t xml:space="preserve">[5] Bootstrap Team, “Bootstrap Documentation,” [Online]. Available: </w:t>
+      </w:r>
+      <w:hyperlink r:id="rId36" w:history="1">
+        <w:r>
+          <w:rPr>
+            <w:rStyle w:val="Hyperlink"/>
+          </w:rPr>
+          <w:t>https://getbootstrap.com/docs/</w:t>
+        </w:r>
+      </w:hyperlink>
+      <w:r>
+        <w:t>. [Accessed: Apr. 2026].</w:t>
+      </w:r>
+    </w:p>
+    <w:p>
+      <w:pPr>
+        <w:pStyle w:val="NormalWeb"/>
+        <w:jc w:val="both"/>
+      </w:pPr>
+      <w:r>
+        <w:t xml:space="preserve">[6] </w:t>
+      </w:r>
+      <w:proofErr w:type="spellStart"/>
+      <w:r>
+        <w:t>TutorialsPoint</w:t>
+      </w:r>
+      <w:proofErr w:type="spellEnd"/>
+      <w:r>
+        <w:t xml:space="preserve">, “Spring Boot Tutorial,” [Online]. Available: </w:t>
+      </w:r>
+      <w:hyperlink r:id="rId37" w:history="1">
+        <w:r>
+          <w:rPr>
+            <w:rStyle w:val="Hyperlink"/>
+          </w:rPr>
+          <w:t>https://www.tutorialspoint.com/spring_boot/</w:t>
+        </w:r>
+      </w:hyperlink>
+      <w:r>
+        <w:t>. [Accessed: Apr. 2026].</w:t>
+      </w:r>
+    </w:p>
+    <w:p>
+      <w:pPr>
+        <w:pStyle w:val="NormalWeb"/>
+        <w:jc w:val="both"/>
+      </w:pPr>
+      <w:r>
+        <w:t xml:space="preserve">[7] Oracle Corporation, “Java EE (JSP &amp; Servlet) Documentation,” [Online]. Available: </w:t>
+      </w:r>
+      <w:hyperlink r:id="rId38" w:history="1">
+        <w:r>
+          <w:rPr>
+            <w:rStyle w:val="Hyperlink"/>
+          </w:rPr>
+          <w:t>https://docs.oracle.com/javaee/</w:t>
+        </w:r>
+      </w:hyperlink>
+      <w:r>
+        <w:t>. [Accessed: Apr. 2026].</w:t>
+      </w:r>
+    </w:p>
+    <w:p>
+      <w:pPr>
+        <w:pStyle w:val="NormalWeb"/>
+        <w:jc w:val="both"/>
+      </w:pPr>
+      <w:r>
+        <w:t xml:space="preserve">[8] Various Authors, “Web Development Tutorials and Projects,” </w:t>
+      </w:r>
+      <w:proofErr w:type="spellStart"/>
+      <w:r>
+        <w:t>GitHub</w:t>
+      </w:r>
+      <w:proofErr w:type="spellEnd"/>
+      <w:r>
+        <w:t xml:space="preserve"> and Medium, [Online]. Available: </w:t>
+      </w:r>
+      <w:hyperlink r:id="rId39" w:history="1">
+        <w:r>
+          <w:rPr>
+            <w:rStyle w:val="Hyperlink"/>
+          </w:rPr>
+          <w:t>https://github.com/</w:t>
+        </w:r>
+      </w:hyperlink>
+      <w:r>
+        <w:t xml:space="preserve"> and </w:t>
+      </w:r>
+      <w:hyperlink r:id="rId40" w:history="1">
+        <w:r>
+          <w:rPr>
+            <w:rStyle w:val="Hyperlink"/>
+          </w:rPr>
+          <w:t>https://medium.com/</w:t>
+        </w:r>
+      </w:hyperlink>
+      <w:r>
+        <w:t>. [Accessed: Apr. 2026].</w:t>
+      </w:r>
+    </w:p>
+    <w:p>
+      <w:pPr>
+        <w:pStyle w:val="NormalWeb"/>
+        <w:jc w:val="both"/>
+      </w:pPr>
+      <w:r>
+        <w:t xml:space="preserve">[9] Hibernate, “Hibernate ORM Documentation,” [Online]. Available: </w:t>
+      </w:r>
+      <w:hyperlink r:id="rId41" w:history="1">
+        <w:r>
+          <w:rPr>
+            <w:rStyle w:val="Hyperlink"/>
+          </w:rPr>
+          <w:t>https://hibernate.org/orm/documentation/</w:t>
+        </w:r>
+      </w:hyperlink>
+      <w:r>
+        <w:t>. [Accessed: Apr. 2026].</w:t>
+      </w:r>
+    </w:p>
+    <w:p>
+      <w:pPr>
+        <w:pStyle w:val="NormalWeb"/>
+        <w:jc w:val="both"/>
+      </w:pPr>
+      <w:r>
+        <w:t xml:space="preserve">[10] Apache Software Foundation, “Apache Maven Project Documentation,” [Online]. Available: </w:t>
+      </w:r>
+      <w:hyperlink r:id="rId42" w:history="1">
+        <w:r>
+          <w:rPr>
+            <w:rStyle w:val="Hyperlink"/>
+          </w:rPr>
+          <w:t>https://maven.apache.org/guides/</w:t>
+        </w:r>
+      </w:hyperlink>
+      <w:r>
+        <w:t>. [Accessed: Apr. 2026].</w:t>
+      </w:r>
+    </w:p>
+    <w:p>
+      <w:pPr>
+        <w:pStyle w:val="NormalWeb"/>
+        <w:jc w:val="both"/>
+      </w:pPr>
+      <w:r>
+        <w:t xml:space="preserve">[11] </w:t>
+      </w:r>
+      <w:proofErr w:type="spellStart"/>
+      <w:r>
+        <w:t>Baeldung</w:t>
+      </w:r>
+      <w:proofErr w:type="spellEnd"/>
+      <w:r>
+        <w:t xml:space="preserve">, “Spring Framework Tutorials,” [Online]. Available: </w:t>
+      </w:r>
+      <w:hyperlink r:id="rId43" w:history="1">
+        <w:r>
+          <w:rPr>
+            <w:rStyle w:val="Hyperlink"/>
+          </w:rPr>
+          <w:t>https://www.baeldung.com/</w:t>
+        </w:r>
+      </w:hyperlink>
+      <w:r>
+        <w:t>. [Accessed: Apr. 2026].</w:t>
+      </w:r>
+    </w:p>
+    <w:p>
+      <w:pPr>
+        <w:pStyle w:val="NormalWeb"/>
+        <w:jc w:val="both"/>
+      </w:pPr>
+      <w:r>
+        <w:t xml:space="preserve">[12] </w:t>
+      </w:r>
+      <w:proofErr w:type="spellStart"/>
+      <w:r>
+        <w:t>GeeksforGeeks</w:t>
+      </w:r>
+      <w:proofErr w:type="spellEnd"/>
+      <w:r>
+        <w:t xml:space="preserve">, “Java and Spring Boot Tutorials,” [Online]. Available: </w:t>
+      </w:r>
+      <w:hyperlink r:id="rId44" w:history="1">
+        <w:r>
+          <w:rPr>
+            <w:rStyle w:val="Hyperlink"/>
+          </w:rPr>
+          <w:t>https://www.geeksforgeeks.org/</w:t>
+        </w:r>
+      </w:hyperlink>
+      <w:r>
+        <w:t>. [Accessed: Apr. 2026].</w:t>
+      </w:r>
+    </w:p>
+    <w:p>
+      <w:pPr>
+        <w:pStyle w:val="NormalWeb"/>
+        <w:jc w:val="both"/>
+      </w:pPr>
+      <w:r>
+        <w:t xml:space="preserve">[13] Spring, “Spring Security Documentation,” [Online]. Available: </w:t>
+      </w:r>
+      <w:hyperlink r:id="rId45" w:history="1">
+        <w:r>
+          <w:rPr>
+            <w:rStyle w:val="Hyperlink"/>
+          </w:rPr>
+          <w:t>https://spring.io/projects/spring-security</w:t>
+        </w:r>
+      </w:hyperlink>
+      <w:r>
+        <w:t>. [Accessed: Apr. 2026].</w:t>
+      </w:r>
+    </w:p>
+    <w:p>
+      <w:pPr>
+        <w:pStyle w:val="NormalWeb"/>
+        <w:jc w:val="both"/>
+      </w:pPr>
+      <w:r>
+        <w:t xml:space="preserve">[14] Mozilla Developer Network (MDN), “Web Development Documentation,” [Online]. Available: </w:t>
+      </w:r>
+      <w:hyperlink r:id="rId46" w:history="1">
+        <w:r>
+          <w:rPr>
+            <w:rStyle w:val="Hyperlink"/>
+          </w:rPr>
+          <w:t>https://developer.mozilla.org/</w:t>
+        </w:r>
+      </w:hyperlink>
+      <w:r>
+        <w:t>. [Accessed: Apr. 2026].</w:t>
+      </w:r>
+    </w:p>
+    <w:p>
+      <w:pPr>
+        <w:pStyle w:val="NormalWeb"/>
+        <w:jc w:val="both"/>
+      </w:pPr>
+      <w:r>
+        <w:t xml:space="preserve">[15] Eclipse Foundation, “Eclipse IDE Documentation,” [Online]. Available: </w:t>
+      </w:r>
+      <w:hyperlink r:id="rId47" w:history="1">
+        <w:r>
+          <w:rPr>
+            <w:rStyle w:val="Hyperlink"/>
+          </w:rPr>
+          <w:t>https://www.eclipse.org/documentation/</w:t>
+        </w:r>
+      </w:hyperlink>
+      <w:r>
+        <w:t>. [Accessed: Apr. 2026].</w:t>
+      </w:r>
+    </w:p>
+    <w:p>
+      <w:pPr>
+        <w:pStyle w:val="NormalWeb"/>
+        <w:jc w:val="both"/>
+      </w:pPr>
+      <w:r>
+        <w:lastRenderedPageBreak/>
+        <w:t xml:space="preserve">[16] Oracle Corporation, “JDBC Documentation,” [Online]. Available: </w:t>
+      </w:r>
+      <w:hyperlink r:id="rId48" w:history="1">
+        <w:r>
+          <w:rPr>
+            <w:rStyle w:val="Hyperlink"/>
+          </w:rPr>
+          <w:t>https://docs.oracle.com/javase/tutorial/jdbc/</w:t>
+        </w:r>
+      </w:hyperlink>
+      <w:r>
+        <w:t>. [Accessed: Apr. 2026].</w:t>
+      </w:r>
+    </w:p>
+    <w:p>
+      <w:pPr>
+        <w:pStyle w:val="NormalWeb"/>
+        <w:jc w:val="both"/>
+      </w:pPr>
+      <w:r>
+        <w:t xml:space="preserve">[17] W3Schools, “HTML, CSS, JavaScript and JSP Tutorials,” [Online]. Available: </w:t>
+      </w:r>
+      <w:hyperlink r:id="rId49" w:history="1">
+        <w:r>
+          <w:rPr>
+            <w:rStyle w:val="Hyperlink"/>
+          </w:rPr>
+          <w:t>https://www.w3schools.com/</w:t>
+        </w:r>
+      </w:hyperlink>
+      <w:r>
+        <w:t>. [Accessed: Apr. 2026].</w:t>
+      </w:r>
+    </w:p>
+    <w:p>
+      <w:pPr>
+        <w:pStyle w:val="NormalWeb"/>
+        <w:jc w:val="both"/>
+      </w:pPr>
+      <w:r>
+        <w:t xml:space="preserve">[18] </w:t>
+      </w:r>
+      <w:proofErr w:type="spellStart"/>
+      <w:r>
+        <w:t>JetBrains</w:t>
+      </w:r>
+      <w:proofErr w:type="spellEnd"/>
+      <w:r>
+        <w:t>, “</w:t>
+      </w:r>
+      <w:proofErr w:type="spellStart"/>
+      <w:r>
+        <w:t>IntelliJ</w:t>
+      </w:r>
+      <w:proofErr w:type="spellEnd"/>
+      <w:r>
+        <w:t xml:space="preserve"> IDEA Documentation,” [Online]. Available: </w:t>
+      </w:r>
+      <w:hyperlink r:id="rId50" w:history="1">
+        <w:r>
+          <w:rPr>
+            <w:rStyle w:val="Hyperlink"/>
+          </w:rPr>
+          <w:t>https://www.jetbrains.com/idea/documentation/</w:t>
+        </w:r>
+      </w:hyperlink>
+      <w:r>
+        <w:t>. [Accessed: Apr. 2026].</w:t>
+      </w:r>
+    </w:p>
+    <w:p>
+      <w:pPr>
+        <w:pStyle w:val="NormalWeb"/>
+        <w:jc w:val="both"/>
+      </w:pPr>
+      <w:r>
+        <w:t xml:space="preserve">[19] IBM, “Database Management System Concepts,” [Online]. Available: </w:t>
+      </w:r>
+      <w:hyperlink r:id="rId51" w:history="1">
+        <w:r>
+          <w:rPr>
+            <w:rStyle w:val="Hyperlink"/>
+          </w:rPr>
+          <w:t>https://www.ibm.com/topics/database-management</w:t>
+        </w:r>
+      </w:hyperlink>
+      <w:r>
+        <w:t>. [Accessed: Apr. 2026].</w:t>
+      </w:r>
+    </w:p>
+    <w:p>
+      <w:pPr>
+        <w:pStyle w:val="NormalWeb"/>
+        <w:jc w:val="both"/>
+      </w:pPr>
+      <w:r>
+        <w:t xml:space="preserve">[20] Red Hat, “REST API Development Guide,” [Online]. Available: </w:t>
+      </w:r>
+      <w:hyperlink r:id="rId52" w:history="1">
+        <w:r>
+          <w:rPr>
+            <w:rStyle w:val="Hyperlink"/>
+          </w:rPr>
+          <w:t>https://www.redhat.com/en/topics/api/what-is-a-rest-api</w:t>
+        </w:r>
+      </w:hyperlink>
+      <w:r>
+        <w:t>. [Accessed: Apr. 2026].</w:t>
+      </w:r>
+    </w:p>
+    <w:p>
+      <w:pPr>
+        <w:pStyle w:val="NormalWeb"/>
+        <w:jc w:val="both"/>
+      </w:pPr>
+    </w:p>
+    <w:p>
+      <w:pPr>
         <w:tabs>
           <w:tab w:val="center" w:pos="7938"/>
         </w:tabs>
         <w:spacing w:line="276" w:lineRule="auto"/>
         <w:jc w:val="both"/>
         <w:rPr>
-          <w:rFonts w:ascii="Times New Roman" w:eastAsia="Times New Roman" w:hAnsi="Times New Roman" w:cs="Times New Roman"/>
-        </w:rPr>
-      </w:pPr>
-      <w:r>
-        <w:rPr>
-          <w:rFonts w:ascii="Times New Roman" w:eastAsia="Times New Roman" w:hAnsi="Times New Roman" w:cs="Times New Roman"/>
-        </w:rPr>
-        <w:t>[1] Oracle Corporation, “Java Documentation,” [Online]. Available: https://docs.oracle.com/javase/. [Accessed: Apr. 2026].</w:t>
-      </w:r>
-    </w:p>
-    <w:p>
-      <w:pPr>
-        <w:tabs>
-          <w:tab w:val="center" w:pos="7938"/>
-        </w:tabs>
-        <w:spacing w:line="276" w:lineRule="auto"/>
-        <w:jc w:val="both"/>
-        <w:rPr>
-          <w:rFonts w:ascii="Times New Roman" w:eastAsia="Times New Roman" w:hAnsi="Times New Roman" w:cs="Times New Roman"/>
-        </w:rPr>
-      </w:pPr>
-    </w:p>
-    <w:p>
-      <w:pPr>
-        <w:tabs>
-          <w:tab w:val="center" w:pos="7938"/>
-        </w:tabs>
-        <w:spacing w:line="276" w:lineRule="auto"/>
-        <w:jc w:val="both"/>
-        <w:rPr>
-          <w:rFonts w:ascii="Times New Roman" w:eastAsia="Times New Roman" w:hAnsi="Times New Roman" w:cs="Times New Roman"/>
-        </w:rPr>
-      </w:pPr>
-      <w:r>
-        <w:rPr>
-          <w:rFonts w:ascii="Times New Roman" w:eastAsia="Times New Roman" w:hAnsi="Times New Roman" w:cs="Times New Roman"/>
-        </w:rPr>
-        <w:t>[2] Pivotal Software, “Spring Boot Documentation,” [Online]. Available: https://spring.io/projects/spring-boot. [Accessed: Apr. 2026].</w:t>
-      </w:r>
-    </w:p>
-    <w:p>
-      <w:pPr>
-        <w:tabs>
-          <w:tab w:val="center" w:pos="7938"/>
-        </w:tabs>
-        <w:spacing w:line="276" w:lineRule="auto"/>
-        <w:jc w:val="both"/>
-        <w:rPr>
-          <w:rFonts w:ascii="Times New Roman" w:eastAsia="Times New Roman" w:hAnsi="Times New Roman" w:cs="Times New Roman"/>
-        </w:rPr>
-      </w:pPr>
-    </w:p>
-    <w:p>
-      <w:pPr>
-        <w:tabs>
-          <w:tab w:val="center" w:pos="7938"/>
-        </w:tabs>
-        <w:spacing w:line="276" w:lineRule="auto"/>
-        <w:jc w:val="both"/>
-        <w:rPr>
-          <w:rFonts w:ascii="Times New Roman" w:eastAsia="Times New Roman" w:hAnsi="Times New Roman" w:cs="Times New Roman"/>
-        </w:rPr>
-      </w:pPr>
-      <w:r>
-        <w:rPr>
-          <w:rFonts w:ascii="Times New Roman" w:eastAsia="Times New Roman" w:hAnsi="Times New Roman" w:cs="Times New Roman"/>
-        </w:rPr>
-        <w:t>[3] Spring, “Spring Data JPA Reference Documentation,” [Online]. Available: https://docs.spring.io/spring-data/jpa/docs/current/reference/html/. [Accessed: Apr. 2026].</w:t>
-      </w:r>
-    </w:p>
-    <w:p>
-      <w:pPr>
-        <w:tabs>
-          <w:tab w:val="center" w:pos="7938"/>
-        </w:tabs>
-        <w:spacing w:line="276" w:lineRule="auto"/>
-        <w:jc w:val="both"/>
-        <w:rPr>
-          <w:rFonts w:ascii="Times New Roman" w:eastAsia="Times New Roman" w:hAnsi="Times New Roman" w:cs="Times New Roman"/>
-        </w:rPr>
-      </w:pPr>
-    </w:p>
-    <w:p>
-      <w:pPr>
-        <w:tabs>
-          <w:tab w:val="center" w:pos="7938"/>
-        </w:tabs>
-        <w:spacing w:line="276" w:lineRule="auto"/>
-        <w:jc w:val="both"/>
-        <w:rPr>
-          <w:rFonts w:ascii="Times New Roman" w:eastAsia="Times New Roman" w:hAnsi="Times New Roman" w:cs="Times New Roman"/>
-        </w:rPr>
-      </w:pPr>
-      <w:r>
-        <w:rPr>
-          <w:rFonts w:ascii="Times New Roman" w:eastAsia="Times New Roman" w:hAnsi="Times New Roman" w:cs="Times New Roman"/>
-        </w:rPr>
-        <w:t>[4] Oracle Corporation, “MySQL Documentation,” [Online]. Available: https://dev.mysql.com/doc/. [Accessed: Apr. 2026].</w:t>
-      </w:r>
-    </w:p>
-    <w:p>
-      <w:pPr>
-        <w:tabs>
-          <w:tab w:val="center" w:pos="7938"/>
-        </w:tabs>
-        <w:spacing w:line="276" w:lineRule="auto"/>
-        <w:jc w:val="both"/>
-        <w:rPr>
-          <w:rFonts w:ascii="Times New Roman" w:eastAsia="Times New Roman" w:hAnsi="Times New Roman" w:cs="Times New Roman"/>
-        </w:rPr>
-      </w:pPr>
-    </w:p>
-    <w:p>
-      <w:pPr>
-        <w:tabs>
-          <w:tab w:val="center" w:pos="7938"/>
-        </w:tabs>
-        <w:spacing w:line="276" w:lineRule="auto"/>
-        <w:jc w:val="both"/>
-        <w:rPr>
-          <w:rFonts w:ascii="Times New Roman" w:eastAsia="Times New Roman" w:hAnsi="Times New Roman" w:cs="Times New Roman"/>
-        </w:rPr>
-      </w:pPr>
-      <w:r>
-        <w:rPr>
-          <w:rFonts w:ascii="Times New Roman" w:eastAsia="Times New Roman" w:hAnsi="Times New Roman" w:cs="Times New Roman"/>
-        </w:rPr>
-        <w:t>[5] Bootstrap Team, “Bootstrap Documentation,” [Online]. Available: https://getbootstrap.com/docs/. [Accessed: Apr. 2026].</w:t>
-      </w:r>
-    </w:p>
-    <w:p>
-      <w:pPr>
-        <w:tabs>
-          <w:tab w:val="center" w:pos="7938"/>
-        </w:tabs>
-        <w:spacing w:line="276" w:lineRule="auto"/>
-        <w:jc w:val="both"/>
-        <w:rPr>
-          <w:rFonts w:ascii="Times New Roman" w:eastAsia="Times New Roman" w:hAnsi="Times New Roman" w:cs="Times New Roman"/>
-        </w:rPr>
-      </w:pPr>
-    </w:p>
-    <w:p>
-      <w:pPr>
-        <w:tabs>
-          <w:tab w:val="center" w:pos="7938"/>
-        </w:tabs>
-        <w:spacing w:line="276" w:lineRule="auto"/>
-        <w:jc w:val="both"/>
-        <w:rPr>
-          <w:rFonts w:ascii="Times New Roman" w:eastAsia="Times New Roman" w:hAnsi="Times New Roman" w:cs="Times New Roman"/>
-        </w:rPr>
-      </w:pPr>
-      <w:r>
-        <w:rPr>
-          <w:rFonts w:ascii="Times New Roman" w:eastAsia="Times New Roman" w:hAnsi="Times New Roman" w:cs="Times New Roman"/>
-        </w:rPr>
-        <w:t xml:space="preserve">[6] </w:t>
-      </w:r>
-      <w:proofErr w:type="spellStart"/>
-      <w:r>
-        <w:rPr>
-          <w:rFonts w:ascii="Times New Roman" w:eastAsia="Times New Roman" w:hAnsi="Times New Roman" w:cs="Times New Roman"/>
-        </w:rPr>
-        <w:t>TutorialsPoint</w:t>
-      </w:r>
-      <w:proofErr w:type="spellEnd"/>
-      <w:r>
-        <w:rPr>
-          <w:rFonts w:ascii="Times New Roman" w:eastAsia="Times New Roman" w:hAnsi="Times New Roman" w:cs="Times New Roman"/>
-        </w:rPr>
-        <w:t>, “Spring Boot Tutorial,” [Online]. Available: https://www.tutorialspoint.com/spring_boot/. [Accessed: Apr. 2026].</w:t>
-      </w:r>
-    </w:p>
-    <w:p>
-      <w:pPr>
-        <w:tabs>
-          <w:tab w:val="center" w:pos="7938"/>
-        </w:tabs>
-        <w:spacing w:line="276" w:lineRule="auto"/>
-        <w:jc w:val="both"/>
-        <w:rPr>
-          <w:rFonts w:ascii="Times New Roman" w:eastAsia="Times New Roman" w:hAnsi="Times New Roman" w:cs="Times New Roman"/>
-        </w:rPr>
-      </w:pPr>
-    </w:p>
-    <w:p>
-      <w:pPr>
-        <w:tabs>
-          <w:tab w:val="center" w:pos="7938"/>
-        </w:tabs>
-        <w:spacing w:line="276" w:lineRule="auto"/>
-        <w:jc w:val="both"/>
-        <w:rPr>
-          <w:rFonts w:ascii="Times New Roman" w:eastAsia="Times New Roman" w:hAnsi="Times New Roman" w:cs="Times New Roman"/>
-        </w:rPr>
-      </w:pPr>
-      <w:r>
-        <w:rPr>
-          <w:rFonts w:ascii="Times New Roman" w:eastAsia="Times New Roman" w:hAnsi="Times New Roman" w:cs="Times New Roman"/>
-        </w:rPr>
-        <w:t>[7] Oracle Corporation, “Java EE (JSP &amp; Servlet) Documentation,” [Online]. Available: https://docs.oracle.com/javaee/. [Accessed: Apr. 2026].</w:t>
-      </w:r>
-    </w:p>
-    <w:p>
-      <w:pPr>
-        <w:tabs>
-          <w:tab w:val="center" w:pos="7938"/>
-        </w:tabs>
-        <w:spacing w:line="276" w:lineRule="auto"/>
-        <w:jc w:val="both"/>
-        <w:rPr>
-          <w:rFonts w:ascii="Times New Roman" w:eastAsia="Times New Roman" w:hAnsi="Times New Roman" w:cs="Times New Roman"/>
-        </w:rPr>
-      </w:pPr>
-    </w:p>
-    <w:p>
-      <w:pPr>
-        <w:tabs>
-          <w:tab w:val="center" w:pos="7938"/>
-        </w:tabs>
-        <w:spacing w:line="276" w:lineRule="auto"/>
-        <w:jc w:val="both"/>
-        <w:rPr>
-          <w:rFonts w:ascii="Times New Roman" w:hAnsi="Times New Roman" w:cs="Times New Roman"/>
-        </w:rPr>
-      </w:pPr>
-      <w:r>
-        <w:rPr>
-          <w:rFonts w:ascii="Times New Roman" w:eastAsia="Times New Roman" w:hAnsi="Times New Roman" w:cs="Times New Roman"/>
-        </w:rPr>
-        <w:t xml:space="preserve">[8] Various Authors, “Web Development Tutorials and Projects,” </w:t>
-      </w:r>
-      <w:proofErr w:type="spellStart"/>
-      <w:r>
-        <w:rPr>
-          <w:rFonts w:ascii="Times New Roman" w:eastAsia="Times New Roman" w:hAnsi="Times New Roman" w:cs="Times New Roman"/>
-        </w:rPr>
-        <w:t>GitHub</w:t>
-      </w:r>
-      <w:proofErr w:type="spellEnd"/>
-      <w:r>
-        <w:rPr>
-          <w:rFonts w:ascii="Times New Roman" w:eastAsia="Times New Roman" w:hAnsi="Times New Roman" w:cs="Times New Roman"/>
-        </w:rPr>
-        <w:t xml:space="preserve"> and Medium, [Online]. Available: https://github.com/ and https://medium.com/. [Accessed: Apr. 2026].</w:t>
-      </w:r>
+          <w:rFonts w:ascii="Times New Roman" w:hAnsi="Times New Roman" w:cs="Times New Roman"/>
+        </w:rPr>
+      </w:pPr>
     </w:p>
     <w:sectPr>
       <w:pgSz w:w="11906" w:h="16838"/>
@@ -11647,7 +13144,7 @@
           <w:rPr>
             <w:noProof/>
           </w:rPr>
-          <w:t>13</w:t>
+          <w:t>20</w:t>
         </w:r>
         <w:r>
           <w:rPr>
@@ -12290,6 +13787,119 @@
     </w:lvl>
   </w:abstractNum>
   <w:abstractNum w:abstractNumId="4">
+    <w:nsid w:val="11896F96"/>
+    <w:multiLevelType w:val="hybridMultilevel"/>
+    <w:tmpl w:val="1E422CCC"/>
+    <w:lvl w:ilvl="0" w:tplc="40090001">
+      <w:start w:val="1"/>
+      <w:numFmt w:val="bullet"/>
+      <w:lvlText w:val=""/>
+      <w:lvlJc w:val="left"/>
+      <w:pPr>
+        <w:ind w:left="1440" w:hanging="360"/>
+      </w:pPr>
+      <w:rPr>
+        <w:rFonts w:ascii="Symbol" w:hAnsi="Symbol" w:hint="default"/>
+      </w:rPr>
+    </w:lvl>
+    <w:lvl w:ilvl="1" w:tplc="40090003" w:tentative="1">
+      <w:start w:val="1"/>
+      <w:numFmt w:val="bullet"/>
+      <w:lvlText w:val="o"/>
+      <w:lvlJc w:val="left"/>
+      <w:pPr>
+        <w:ind w:left="2160" w:hanging="360"/>
+      </w:pPr>
+      <w:rPr>
+        <w:rFonts w:ascii="Courier New" w:hAnsi="Courier New" w:cs="Courier New" w:hint="default"/>
+      </w:rPr>
+    </w:lvl>
+    <w:lvl w:ilvl="2" w:tplc="40090005" w:tentative="1">
+      <w:start w:val="1"/>
+      <w:numFmt w:val="bullet"/>
+      <w:lvlText w:val=""/>
+      <w:lvlJc w:val="left"/>
+      <w:pPr>
+        <w:ind w:left="2880" w:hanging="360"/>
+      </w:pPr>
+      <w:rPr>
+        <w:rFonts w:ascii="Wingdings" w:hAnsi="Wingdings" w:hint="default"/>
+      </w:rPr>
+    </w:lvl>
+    <w:lvl w:ilvl="3" w:tplc="40090001" w:tentative="1">
+      <w:start w:val="1"/>
+      <w:numFmt w:val="bullet"/>
+      <w:lvlText w:val=""/>
+      <w:lvlJc w:val="left"/>
+      <w:pPr>
+        <w:ind w:left="3600" w:hanging="360"/>
+      </w:pPr>
+      <w:rPr>
+        <w:rFonts w:ascii="Symbol" w:hAnsi="Symbol" w:hint="default"/>
+      </w:rPr>
+    </w:lvl>
+    <w:lvl w:ilvl="4" w:tplc="40090003" w:tentative="1">
+      <w:start w:val="1"/>
+      <w:numFmt w:val="bullet"/>
+      <w:lvlText w:val="o"/>
+      <w:lvlJc w:val="left"/>
+      <w:pPr>
+        <w:ind w:left="4320" w:hanging="360"/>
+      </w:pPr>
+      <w:rPr>
+        <w:rFonts w:ascii="Courier New" w:hAnsi="Courier New" w:cs="Courier New" w:hint="default"/>
+      </w:rPr>
+    </w:lvl>
+    <w:lvl w:ilvl="5" w:tplc="40090005" w:tentative="1">
+      <w:start w:val="1"/>
+      <w:numFmt w:val="bullet"/>
+      <w:lvlText w:val=""/>
+      <w:lvlJc w:val="left"/>
+      <w:pPr>
+        <w:ind w:left="5040" w:hanging="360"/>
+      </w:pPr>
+      <w:rPr>
+        <w:rFonts w:ascii="Wingdings" w:hAnsi="Wingdings" w:hint="default"/>
+      </w:rPr>
+    </w:lvl>
+    <w:lvl w:ilvl="6" w:tplc="40090001" w:tentative="1">
+      <w:start w:val="1"/>
+      <w:numFmt w:val="bullet"/>
+      <w:lvlText w:val=""/>
+      <w:lvlJc w:val="left"/>
+      <w:pPr>
+        <w:ind w:left="5760" w:hanging="360"/>
+      </w:pPr>
+      <w:rPr>
+        <w:rFonts w:ascii="Symbol" w:hAnsi="Symbol" w:hint="default"/>
+      </w:rPr>
+    </w:lvl>
+    <w:lvl w:ilvl="7" w:tplc="40090003" w:tentative="1">
+      <w:start w:val="1"/>
+      <w:numFmt w:val="bullet"/>
+      <w:lvlText w:val="o"/>
+      <w:lvlJc w:val="left"/>
+      <w:pPr>
+        <w:ind w:left="6480" w:hanging="360"/>
+      </w:pPr>
+      <w:rPr>
+        <w:rFonts w:ascii="Courier New" w:hAnsi="Courier New" w:cs="Courier New" w:hint="default"/>
+      </w:rPr>
+    </w:lvl>
+    <w:lvl w:ilvl="8" w:tplc="40090005" w:tentative="1">
+      <w:start w:val="1"/>
+      <w:numFmt w:val="bullet"/>
+      <w:lvlText w:val=""/>
+      <w:lvlJc w:val="left"/>
+      <w:pPr>
+        <w:ind w:left="7200" w:hanging="360"/>
+      </w:pPr>
+      <w:rPr>
+        <w:rFonts w:ascii="Wingdings" w:hAnsi="Wingdings" w:hint="default"/>
+      </w:rPr>
+    </w:lvl>
+  </w:abstractNum>
+  <w:abstractNum w:abstractNumId="5">
     <w:nsid w:val="15D371A4"/>
     <w:multiLevelType w:val="multilevel"/>
     <w:tmpl w:val="CB1C9EB8"/>
@@ -12438,7 +14048,7 @@
       </w:rPr>
     </w:lvl>
   </w:abstractNum>
-  <w:abstractNum w:abstractNumId="5">
+  <w:abstractNum w:abstractNumId="6">
     <w:nsid w:val="1D54CB91"/>
     <w:multiLevelType w:val="hybridMultilevel"/>
     <w:tmpl w:val="05DABC22"/>
@@ -12524,7 +14134,7 @@
       </w:pPr>
     </w:lvl>
   </w:abstractNum>
-  <w:abstractNum w:abstractNumId="6">
+  <w:abstractNum w:abstractNumId="7">
     <w:nsid w:val="1D951969"/>
     <w:multiLevelType w:val="multilevel"/>
     <w:tmpl w:val="EFBA38E4"/>
@@ -12673,7 +14283,7 @@
       </w:rPr>
     </w:lvl>
   </w:abstractNum>
-  <w:abstractNum w:abstractNumId="7">
+  <w:abstractNum w:abstractNumId="8">
     <w:nsid w:val="1DCBB2D3"/>
     <w:multiLevelType w:val="hybridMultilevel"/>
     <w:tmpl w:val="AB6CE09C"/>
@@ -12759,7 +14369,7 @@
       </w:pPr>
     </w:lvl>
   </w:abstractNum>
-  <w:abstractNum w:abstractNumId="8">
+  <w:abstractNum w:abstractNumId="9">
     <w:nsid w:val="1FA3B7E1"/>
     <w:multiLevelType w:val="hybridMultilevel"/>
     <w:tmpl w:val="63505AA2"/>
@@ -12872,7 +14482,7 @@
       </w:rPr>
     </w:lvl>
   </w:abstractNum>
-  <w:abstractNum w:abstractNumId="9">
+  <w:abstractNum w:abstractNumId="10">
     <w:nsid w:val="263755F0"/>
     <w:multiLevelType w:val="multilevel"/>
     <w:tmpl w:val="5A68D46C"/>
@@ -13021,7 +14631,7 @@
       </w:rPr>
     </w:lvl>
   </w:abstractNum>
-  <w:abstractNum w:abstractNumId="10">
+  <w:abstractNum w:abstractNumId="11">
     <w:nsid w:val="35DA20B9"/>
     <w:multiLevelType w:val="multilevel"/>
     <w:tmpl w:val="442A50F4"/>
@@ -13170,7 +14780,7 @@
       </w:rPr>
     </w:lvl>
   </w:abstractNum>
-  <w:abstractNum w:abstractNumId="11">
+  <w:abstractNum w:abstractNumId="12">
     <w:nsid w:val="3A44105E"/>
     <w:multiLevelType w:val="multilevel"/>
     <w:tmpl w:val="1C3ECE00"/>
@@ -13319,7 +14929,7 @@
       </w:rPr>
     </w:lvl>
   </w:abstractNum>
-  <w:abstractNum w:abstractNumId="12">
+  <w:abstractNum w:abstractNumId="13">
     <w:nsid w:val="40554E27"/>
     <w:multiLevelType w:val="multilevel"/>
     <w:tmpl w:val="F7F054BA"/>
@@ -13432,7 +15042,7 @@
       </w:pPr>
     </w:lvl>
   </w:abstractNum>
-  <w:abstractNum w:abstractNumId="13">
+  <w:abstractNum w:abstractNumId="14">
     <w:nsid w:val="4F6E6AF8"/>
     <w:multiLevelType w:val="multilevel"/>
     <w:tmpl w:val="DA602EFE"/>
@@ -13581,7 +15191,7 @@
       </w:rPr>
     </w:lvl>
   </w:abstractNum>
-  <w:abstractNum w:abstractNumId="14">
+  <w:abstractNum w:abstractNumId="15">
     <w:nsid w:val="4F8B488E"/>
     <w:multiLevelType w:val="multilevel"/>
     <w:tmpl w:val="53FAF20E"/>
@@ -13730,7 +15340,7 @@
       </w:rPr>
     </w:lvl>
   </w:abstractNum>
-  <w:abstractNum w:abstractNumId="15">
+  <w:abstractNum w:abstractNumId="16">
     <w:nsid w:val="59485EF1"/>
     <w:multiLevelType w:val="multilevel"/>
     <w:tmpl w:val="14D452D0"/>
@@ -13879,7 +15489,7 @@
       </w:rPr>
     </w:lvl>
   </w:abstractNum>
-  <w:abstractNum w:abstractNumId="16">
+  <w:abstractNum w:abstractNumId="17">
     <w:nsid w:val="6BD46030"/>
     <w:multiLevelType w:val="multilevel"/>
     <w:tmpl w:val="93F24674"/>
@@ -13992,7 +15602,7 @@
       </w:rPr>
     </w:lvl>
   </w:abstractNum>
-  <w:abstractNum w:abstractNumId="17">
+  <w:abstractNum w:abstractNumId="18">
     <w:nsid w:val="725627AB"/>
     <w:multiLevelType w:val="multilevel"/>
     <w:tmpl w:val="FB601952"/>
@@ -14141,7 +15751,7 @@
       </w:rPr>
     </w:lvl>
   </w:abstractNum>
-  <w:abstractNum w:abstractNumId="18">
+  <w:abstractNum w:abstractNumId="19">
     <w:nsid w:val="72DD604D"/>
     <w:multiLevelType w:val="multilevel"/>
     <w:tmpl w:val="6F800BBC"/>
@@ -14291,16 +15901,16 @@
     </w:lvl>
   </w:abstractNum>
   <w:num w:numId="1">
-    <w:abstractNumId w:val="5"/>
+    <w:abstractNumId w:val="6"/>
   </w:num>
   <w:num w:numId="2">
+    <w:abstractNumId w:val="9"/>
+  </w:num>
+  <w:num w:numId="3">
     <w:abstractNumId w:val="8"/>
   </w:num>
-  <w:num w:numId="3">
-    <w:abstractNumId w:val="7"/>
-  </w:num>
   <w:num w:numId="4">
-    <w:abstractNumId w:val="14"/>
+    <w:abstractNumId w:val="15"/>
   </w:num>
   <w:num w:numId="5">
     <w:abstractNumId w:val="0"/>
@@ -14312,40 +15922,43 @@
     <w:abstractNumId w:val="3"/>
   </w:num>
   <w:num w:numId="8">
-    <w:abstractNumId w:val="17"/>
+    <w:abstractNumId w:val="18"/>
   </w:num>
   <w:num w:numId="9">
+    <w:abstractNumId w:val="11"/>
+  </w:num>
+  <w:num w:numId="10">
+    <w:abstractNumId w:val="5"/>
+  </w:num>
+  <w:num w:numId="11">
+    <w:abstractNumId w:val="12"/>
+  </w:num>
+  <w:num w:numId="12">
+    <w:abstractNumId w:val="13"/>
+  </w:num>
+  <w:num w:numId="13">
+    <w:abstractNumId w:val="14"/>
+  </w:num>
+  <w:num w:numId="14">
     <w:abstractNumId w:val="10"/>
   </w:num>
-  <w:num w:numId="10">
-    <w:abstractNumId w:val="4"/>
-  </w:num>
-  <w:num w:numId="11">
-    <w:abstractNumId w:val="11"/>
-  </w:num>
-  <w:num w:numId="12">
-    <w:abstractNumId w:val="12"/>
-  </w:num>
-  <w:num w:numId="13">
-    <w:abstractNumId w:val="13"/>
-  </w:num>
-  <w:num w:numId="14">
-    <w:abstractNumId w:val="9"/>
-  </w:num>
   <w:num w:numId="15">
-    <w:abstractNumId w:val="18"/>
+    <w:abstractNumId w:val="19"/>
   </w:num>
   <w:num w:numId="16">
     <w:abstractNumId w:val="2"/>
   </w:num>
   <w:num w:numId="17">
-    <w:abstractNumId w:val="6"/>
+    <w:abstractNumId w:val="7"/>
   </w:num>
   <w:num w:numId="18">
+    <w:abstractNumId w:val="17"/>
+  </w:num>
+  <w:num w:numId="19">
     <w:abstractNumId w:val="16"/>
   </w:num>
-  <w:num w:numId="19">
-    <w:abstractNumId w:val="15"/>
+  <w:num w:numId="20">
+    <w:abstractNumId w:val="4"/>
   </w:num>
   <w:numIdMacAtCleanup w:val="3"/>
 </w:numbering>
@@ -14746,7 +16359,7 @@
   <w:style w:type="paragraph" w:default="1" w:styleId="Normal">
     <w:name w:val="Normal"/>
     <w:qFormat/>
-    <w:rsid w:val="008A1681"/>
+    <w:rsid w:val="00146FC4"/>
   </w:style>
   <w:style w:type="paragraph" w:styleId="Heading1">
     <w:name w:val="heading 1"/>
@@ -15907,7 +17520,7 @@
 </file>
 
 <file path=customXml/itemProps1.xml><?xml version="1.0" encoding="utf-8"?>
-<ds:datastoreItem xmlns:ds="http://schemas.openxmlformats.org/officeDocument/2006/customXml" ds:itemID="{AF51B09F-1EDB-4A2F-AD51-36FADE17D8D3}">
+<ds:datastoreItem xmlns:ds="http://schemas.openxmlformats.org/officeDocument/2006/customXml" ds:itemID="{4EC0FD5D-AD0B-4188-844B-317F3D618CF3}">
   <ds:schemaRefs>
     <ds:schemaRef ds:uri="http://schemas.openxmlformats.org/officeDocument/2006/bibliography"/>
   </ds:schemaRefs>
